--- a/fitness_and_training/dumbbell_barbell_bench_ratio/weight_ratio_worksheet_SOLUTIONS.docx
+++ b/fitness_and_training/dumbbell_barbell_bench_ratio/weight_ratio_worksheet_SOLUTIONS.docx
@@ -1,6 +1,6 @@
 
 <file path=word/document.xml><?xml version="1.0" encoding="utf-8"?>
-<w:document xmlns:wpc="http://schemas.microsoft.com/office/word/2010/wordprocessingCanvas" xmlns:cx="http://schemas.microsoft.com/office/drawing/2014/chartex" xmlns:cx1="http://schemas.microsoft.com/office/drawing/2015/9/8/chartex" xmlns:cx2="http://schemas.microsoft.com/office/drawing/2015/10/21/chartex" xmlns:cx3="http://schemas.microsoft.com/office/drawing/2016/5/9/chartex" xmlns:cx4="http://schemas.microsoft.com/office/drawing/2016/5/10/chartex" xmlns:cx5="http://schemas.microsoft.com/office/drawing/2016/5/11/chartex" xmlns:cx6="http://schemas.microsoft.com/office/drawing/2016/5/12/chartex" xmlns:cx7="http://schemas.microsoft.com/office/drawing/2016/5/13/chartex" xmlns:cx8="http://schemas.microsoft.com/office/drawing/2016/5/14/chartex" xmlns:mc="http://schemas.openxmlformats.org/markup-compatibility/2006" xmlns:aink="http://schemas.microsoft.com/office/drawing/2016/ink" xmlns:am3d="http://schemas.microsoft.com/office/drawing/2017/model3d" xmlns:o="urn:schemas-microsoft-com:office:office" xmlns:oel="http://schemas.microsoft.com/office/2019/extlst" xmlns:r="http://schemas.openxmlformats.org/officeDocument/2006/relationships" xmlns:m="http://schemas.openxmlformats.org/officeDocument/2006/math" xmlns:v="urn:schemas-microsoft-com:vml" xmlns:wp14="http://schemas.microsoft.com/office/word/2010/wordprocessingDrawing" xmlns:wp="http://schemas.openxmlformats.org/drawingml/2006/wordprocessingDrawing" xmlns:w10="urn:schemas-microsoft-com:office:word" xmlns:w="http://schemas.openxmlformats.org/wordprocessingml/2006/main" xmlns:w14="http://schemas.microsoft.com/office/word/2010/wordml" xmlns:w15="http://schemas.microsoft.com/office/word/2012/wordml" xmlns:w16cex="http://schemas.microsoft.com/office/word/2018/wordml/cex" xmlns:w16cid="http://schemas.microsoft.com/office/word/2016/wordml/cid" xmlns:w16="http://schemas.microsoft.com/office/word/2018/wordml" xmlns:w16sdtdh="http://schemas.microsoft.com/office/word/2020/wordml/sdtdatahash" xmlns:w16se="http://schemas.microsoft.com/office/word/2015/wordml/symex" xmlns:wpg="http://schemas.microsoft.com/office/word/2010/wordprocessingGroup" xmlns:wpi="http://schemas.microsoft.com/office/word/2010/wordprocessingInk" xmlns:wne="http://schemas.microsoft.com/office/word/2006/wordml" xmlns:wps="http://schemas.microsoft.com/office/word/2010/wordprocessingShape" mc:Ignorable="w14 w15 w16se w16cid w16 w16cex w16sdtdh wp14">
+<w:document xmlns:wpc="http://schemas.microsoft.com/office/word/2010/wordprocessingCanvas" xmlns:cx="http://schemas.microsoft.com/office/drawing/2014/chartex" xmlns:cx1="http://schemas.microsoft.com/office/drawing/2015/9/8/chartex" xmlns:mc="http://schemas.openxmlformats.org/markup-compatibility/2006" xmlns:o="urn:schemas-microsoft-com:office:office" xmlns:r="http://schemas.openxmlformats.org/officeDocument/2006/relationships" xmlns:m="http://schemas.openxmlformats.org/officeDocument/2006/math" xmlns:v="urn:schemas-microsoft-com:vml" xmlns:wp14="http://schemas.microsoft.com/office/word/2010/wordprocessingDrawing" xmlns:wp="http://schemas.openxmlformats.org/drawingml/2006/wordprocessingDrawing" xmlns:w10="urn:schemas-microsoft-com:office:word" xmlns:w="http://schemas.openxmlformats.org/wordprocessingml/2006/main" xmlns:w14="http://schemas.microsoft.com/office/word/2010/wordml" xmlns:w15="http://schemas.microsoft.com/office/word/2012/wordml" xmlns:w16se="http://schemas.microsoft.com/office/word/2015/wordml/symex" xmlns:wpg="http://schemas.microsoft.com/office/word/2010/wordprocessingGroup" xmlns:wpi="http://schemas.microsoft.com/office/word/2010/wordprocessingInk" xmlns:wne="http://schemas.microsoft.com/office/word/2006/wordml" xmlns:wps="http://schemas.microsoft.com/office/word/2010/wordprocessingShape" mc:Ignorable="w14 w15 w16se wp14">
   <w:body>
     <w:p>
       <w:pPr>
@@ -28,6 +28,373 @@
     </w:p>
     <w:p>
       <w:pPr>
+        <w:rPr>
+          <w:rFonts w:asciiTheme="minorHAnsi" w:eastAsia="Times New Roman" w:hAnsiTheme="minorHAnsi" w:cstheme="minorHAnsi"/>
+          <w:bCs/>
+          <w:color w:val="000000" w:themeColor="text1"/>
+          <w:sz w:val="20"/>
+          <w:szCs w:val="20"/>
+        </w:rPr>
+      </w:pPr>
+      <w:r>
+        <w:rPr>
+          <w:rFonts w:asciiTheme="minorHAnsi" w:eastAsia="Times New Roman" w:hAnsiTheme="minorHAnsi" w:cstheme="minorHAnsi"/>
+          <w:bCs/>
+          <w:color w:val="000000" w:themeColor="text1"/>
+          <w:sz w:val="20"/>
+          <w:szCs w:val="20"/>
+        </w:rPr>
+        <w:t>Weightlifters often use the bench press as a common benchmark for strength, but dumbbells require more balance and control because each arm has to stabilize its own weight. The dumbbell-to-barbell ratio summarizes whether dumbbell pressing is keeping up with barbell benching, or whether stabilization is limiting the dumbbells.</w:t>
+      </w:r>
+    </w:p>
+    <w:p>
+      <w:pPr>
+        <w:rPr>
+          <w:rFonts w:asciiTheme="minorHAnsi" w:eastAsia="Times New Roman" w:hAnsiTheme="minorHAnsi" w:cstheme="minorHAnsi"/>
+          <w:bCs/>
+          <w:color w:val="000000" w:themeColor="text1"/>
+          <w:sz w:val="20"/>
+          <w:szCs w:val="20"/>
+        </w:rPr>
+      </w:pPr>
+    </w:p>
+    <w:p>
+      <w:pPr>
+        <w:rPr>
+          <w:rFonts w:asciiTheme="minorHAnsi" w:eastAsia="Times New Roman" w:hAnsiTheme="minorHAnsi" w:cstheme="minorHAnsi"/>
+          <w:bCs/>
+          <w:color w:val="000000" w:themeColor="text1"/>
+          <w:sz w:val="20"/>
+          <w:szCs w:val="20"/>
+        </w:rPr>
+      </w:pPr>
+      <w:r>
+        <w:rPr>
+          <w:rFonts w:asciiTheme="minorHAnsi" w:eastAsia="Times New Roman" w:hAnsiTheme="minorHAnsi" w:cstheme="minorHAnsi"/>
+          <w:bCs/>
+          <w:color w:val="000000" w:themeColor="text1"/>
+          <w:sz w:val="20"/>
+          <w:szCs w:val="20"/>
+        </w:rPr>
+        <w:t>Flat dumbbell press is when the lifter lies on a flat bench with their arms positioned at roughly 45 degree angles, lifts two equal sized dumbbells, brings them back to the chest, and then presses them up. Barbell bench press is when the lifter lies on a bench and lifts a horizontal bar (the barbell) with equal weighted plates on both sides, lowering it to the chest and pressing it back up.</w:t>
+      </w:r>
+    </w:p>
+    <w:p>
+      <w:pPr>
+        <w:rPr>
+          <w:rFonts w:asciiTheme="minorHAnsi" w:eastAsia="Times New Roman" w:hAnsiTheme="minorHAnsi" w:cstheme="minorHAnsi"/>
+          <w:bCs/>
+          <w:color w:val="000000" w:themeColor="text1"/>
+          <w:sz w:val="20"/>
+          <w:szCs w:val="20"/>
+        </w:rPr>
+      </w:pPr>
+    </w:p>
+    <w:p>
+      <w:pPr>
+        <w:rPr>
+          <w:rFonts w:asciiTheme="minorHAnsi" w:eastAsia="Times New Roman" w:hAnsiTheme="minorHAnsi" w:cstheme="minorHAnsi"/>
+          <w:bCs/>
+          <w:color w:val="000000" w:themeColor="text1"/>
+          <w:sz w:val="20"/>
+          <w:szCs w:val="20"/>
+        </w:rPr>
+      </w:pPr>
+      <w:r>
+        <w:rPr>
+          <w:rFonts w:asciiTheme="minorHAnsi" w:eastAsia="Times New Roman" w:hAnsiTheme="minorHAnsi" w:cstheme="minorHAnsi"/>
+          <w:bCs/>
+          <w:color w:val="000000" w:themeColor="text1"/>
+          <w:sz w:val="20"/>
+          <w:szCs w:val="20"/>
+        </w:rPr>
+        <w:t>When calculating the ratio, the weight of one dumbbell is multiplied by two in order to account for the total weight lifted during a flat dumbbell press (since there are two dumbbells). You obtain the ratio by multiplying the weight of one dumbbell by 2 and dividing that total by the amount someone is able to barbell bench press.</w:t>
+      </w:r>
+      <w:r>
+        <w:rPr>
+          <w:rFonts w:asciiTheme="minorHAnsi" w:eastAsia="Times New Roman" w:hAnsiTheme="minorHAnsi" w:cstheme="minorHAnsi"/>
+          <w:bCs/>
+          <w:color w:val="000000" w:themeColor="text1"/>
+          <w:sz w:val="20"/>
+          <w:szCs w:val="20"/>
+        </w:rPr>
+        <w:t xml:space="preserve"> </w:t>
+      </w:r>
+    </w:p>
+    <w:p>
+      <w:pPr>
+        <w:rPr>
+          <w:rFonts w:asciiTheme="minorHAnsi" w:eastAsia="Times New Roman" w:hAnsiTheme="minorHAnsi" w:cstheme="minorHAnsi"/>
+          <w:bCs/>
+          <w:color w:val="000000" w:themeColor="text1"/>
+          <w:sz w:val="20"/>
+          <w:szCs w:val="20"/>
+        </w:rPr>
+      </w:pPr>
+    </w:p>
+    <w:p>
+      <w:pPr>
+        <w:rPr>
+          <w:rFonts w:asciiTheme="minorHAnsi" w:eastAsia="Times New Roman" w:hAnsiTheme="minorHAnsi" w:cstheme="minorHAnsi"/>
+          <w:bCs/>
+          <w:color w:val="000000" w:themeColor="text1"/>
+          <w:sz w:val="20"/>
+          <w:szCs w:val="20"/>
+        </w:rPr>
+      </w:pPr>
+      <w:r>
+        <w:rPr>
+          <w:rFonts w:asciiTheme="minorHAnsi" w:eastAsia="Times New Roman" w:hAnsiTheme="minorHAnsi" w:cstheme="minorHAnsi"/>
+          <w:bCs/>
+          <w:color w:val="000000" w:themeColor="text1"/>
+          <w:sz w:val="20"/>
+          <w:szCs w:val="20"/>
+        </w:rPr>
+        <w:t>A low dumbbell-to-barbell ratio can suggest that balance and control are holding back the dumbbell press, meaning the stabilizing muscles (and coordination) may be a limiting factor. A high ratio can suggest the opposite issue: the barbell bench may be lagging due to less practice, discomfort, or inconsistent technique/range of motion, making the dumbbell numbers look unusually close to the barbell.</w:t>
+      </w:r>
+    </w:p>
+    <w:p>
+      <w:pPr>
+        <w:rPr>
+          <w:rFonts w:asciiTheme="minorHAnsi" w:eastAsia="Times New Roman" w:hAnsiTheme="minorHAnsi" w:cstheme="minorHAnsi"/>
+          <w:bCs/>
+          <w:color w:val="000000" w:themeColor="text1"/>
+          <w:sz w:val="20"/>
+          <w:szCs w:val="20"/>
+        </w:rPr>
+      </w:pPr>
+    </w:p>
+    <w:p>
+      <w:pPr>
+        <w:rPr>
+          <w:rFonts w:asciiTheme="minorHAnsi" w:eastAsia="Times New Roman" w:hAnsiTheme="minorHAnsi" w:cstheme="minorHAnsi"/>
+          <w:bCs/>
+          <w:color w:val="000000" w:themeColor="text1"/>
+          <w:sz w:val="20"/>
+          <w:szCs w:val="20"/>
+        </w:rPr>
+      </w:pPr>
+      <w:r>
+        <w:rPr>
+          <w:rFonts w:asciiTheme="minorHAnsi" w:eastAsia="Times New Roman" w:hAnsiTheme="minorHAnsi" w:cstheme="minorHAnsi"/>
+          <w:bCs/>
+          <w:color w:val="000000" w:themeColor="text1"/>
+          <w:sz w:val="20"/>
+          <w:szCs w:val="20"/>
+        </w:rPr>
+        <w:t xml:space="preserve">For example, say Melissa is able to flat dumbbell </w:t>
+      </w:r>
+      <w:proofErr w:type="gramStart"/>
+      <w:r>
+        <w:rPr>
+          <w:rFonts w:asciiTheme="minorHAnsi" w:eastAsia="Times New Roman" w:hAnsiTheme="minorHAnsi" w:cstheme="minorHAnsi"/>
+          <w:bCs/>
+          <w:color w:val="000000" w:themeColor="text1"/>
+          <w:sz w:val="20"/>
+          <w:szCs w:val="20"/>
+        </w:rPr>
+        <w:t>press</w:t>
+      </w:r>
+      <w:proofErr w:type="gramEnd"/>
+      <w:r>
+        <w:rPr>
+          <w:rFonts w:asciiTheme="minorHAnsi" w:eastAsia="Times New Roman" w:hAnsiTheme="minorHAnsi" w:cstheme="minorHAnsi"/>
+          <w:bCs/>
+          <w:color w:val="000000" w:themeColor="text1"/>
+          <w:sz w:val="20"/>
+          <w:szCs w:val="20"/>
+        </w:rPr>
+        <w:t xml:space="preserve"> two </w:t>
+      </w:r>
+      <w:r>
+        <w:rPr>
+          <w:rFonts w:asciiTheme="minorHAnsi" w:eastAsia="Times New Roman" w:hAnsiTheme="minorHAnsi" w:cstheme="minorHAnsi"/>
+          <w:bCs/>
+          <w:color w:val="000000" w:themeColor="text1"/>
+          <w:sz w:val="20"/>
+          <w:szCs w:val="20"/>
+        </w:rPr>
+        <w:t>30</w:t>
+      </w:r>
+      <w:r>
+        <w:rPr>
+          <w:rFonts w:asciiTheme="minorHAnsi" w:eastAsia="Times New Roman" w:hAnsiTheme="minorHAnsi" w:cstheme="minorHAnsi"/>
+          <w:bCs/>
+          <w:color w:val="000000" w:themeColor="text1"/>
+          <w:sz w:val="20"/>
+          <w:szCs w:val="20"/>
+        </w:rPr>
+        <w:t xml:space="preserve"> </w:t>
+      </w:r>
+      <w:proofErr w:type="spellStart"/>
+      <w:r>
+        <w:rPr>
+          <w:rFonts w:asciiTheme="minorHAnsi" w:eastAsia="Times New Roman" w:hAnsiTheme="minorHAnsi" w:cstheme="minorHAnsi"/>
+          <w:bCs/>
+          <w:color w:val="000000" w:themeColor="text1"/>
+          <w:sz w:val="20"/>
+          <w:szCs w:val="20"/>
+        </w:rPr>
+        <w:t>lb</w:t>
+      </w:r>
+      <w:proofErr w:type="spellEnd"/>
+      <w:r>
+        <w:rPr>
+          <w:rFonts w:asciiTheme="minorHAnsi" w:eastAsia="Times New Roman" w:hAnsiTheme="minorHAnsi" w:cstheme="minorHAnsi"/>
+          <w:bCs/>
+          <w:color w:val="000000" w:themeColor="text1"/>
+          <w:sz w:val="20"/>
+          <w:szCs w:val="20"/>
+        </w:rPr>
+        <w:t xml:space="preserve"> dumbbells. The total amount she can flat dumbbell press is </w:t>
+      </w:r>
+      <w:r>
+        <w:rPr>
+          <w:rFonts w:asciiTheme="minorHAnsi" w:eastAsia="Times New Roman" w:hAnsiTheme="minorHAnsi" w:cstheme="minorHAnsi"/>
+          <w:bCs/>
+          <w:color w:val="000000" w:themeColor="text1"/>
+          <w:sz w:val="20"/>
+          <w:szCs w:val="20"/>
+        </w:rPr>
+        <w:t>6</w:t>
+      </w:r>
+      <w:r>
+        <w:rPr>
+          <w:rFonts w:asciiTheme="minorHAnsi" w:eastAsia="Times New Roman" w:hAnsiTheme="minorHAnsi" w:cstheme="minorHAnsi"/>
+          <w:bCs/>
+          <w:color w:val="000000" w:themeColor="text1"/>
+          <w:sz w:val="20"/>
+          <w:szCs w:val="20"/>
+        </w:rPr>
+        <w:t xml:space="preserve">0 </w:t>
+      </w:r>
+      <w:proofErr w:type="spellStart"/>
+      <w:r>
+        <w:rPr>
+          <w:rFonts w:asciiTheme="minorHAnsi" w:eastAsia="Times New Roman" w:hAnsiTheme="minorHAnsi" w:cstheme="minorHAnsi"/>
+          <w:bCs/>
+          <w:color w:val="000000" w:themeColor="text1"/>
+          <w:sz w:val="20"/>
+          <w:szCs w:val="20"/>
+        </w:rPr>
+        <w:t>lbs</w:t>
+      </w:r>
+      <w:proofErr w:type="spellEnd"/>
+      <w:r>
+        <w:rPr>
+          <w:rFonts w:asciiTheme="minorHAnsi" w:eastAsia="Times New Roman" w:hAnsiTheme="minorHAnsi" w:cstheme="minorHAnsi"/>
+          <w:bCs/>
+          <w:color w:val="000000" w:themeColor="text1"/>
+          <w:sz w:val="20"/>
+          <w:szCs w:val="20"/>
+        </w:rPr>
+        <w:t xml:space="preserve"> (one dumbbell for each arm). On barbell bench press, she can lift </w:t>
+      </w:r>
+      <w:r>
+        <w:rPr>
+          <w:rFonts w:asciiTheme="minorHAnsi" w:eastAsia="Times New Roman" w:hAnsiTheme="minorHAnsi" w:cstheme="minorHAnsi"/>
+          <w:bCs/>
+          <w:color w:val="000000" w:themeColor="text1"/>
+          <w:sz w:val="20"/>
+          <w:szCs w:val="20"/>
+        </w:rPr>
+        <w:t>75</w:t>
+      </w:r>
+      <w:r>
+        <w:rPr>
+          <w:rFonts w:asciiTheme="minorHAnsi" w:eastAsia="Times New Roman" w:hAnsiTheme="minorHAnsi" w:cstheme="minorHAnsi"/>
+          <w:bCs/>
+          <w:color w:val="000000" w:themeColor="text1"/>
+          <w:sz w:val="20"/>
+          <w:szCs w:val="20"/>
+        </w:rPr>
+        <w:t xml:space="preserve"> lbs. Her ratio would be calculated by dividing flat dumbbell press by barbell bench press (</w:t>
+      </w:r>
+      <w:r>
+        <w:rPr>
+          <w:rFonts w:asciiTheme="minorHAnsi" w:eastAsia="Times New Roman" w:hAnsiTheme="minorHAnsi" w:cstheme="minorHAnsi"/>
+          <w:bCs/>
+          <w:color w:val="000000" w:themeColor="text1"/>
+          <w:sz w:val="20"/>
+          <w:szCs w:val="20"/>
+        </w:rPr>
+        <w:t>6</w:t>
+      </w:r>
+      <w:r>
+        <w:rPr>
+          <w:rFonts w:asciiTheme="minorHAnsi" w:eastAsia="Times New Roman" w:hAnsiTheme="minorHAnsi" w:cstheme="minorHAnsi"/>
+          <w:bCs/>
+          <w:color w:val="000000" w:themeColor="text1"/>
+          <w:sz w:val="20"/>
+          <w:szCs w:val="20"/>
+        </w:rPr>
+        <w:t>0/</w:t>
+      </w:r>
+      <w:r>
+        <w:rPr>
+          <w:rFonts w:asciiTheme="minorHAnsi" w:eastAsia="Times New Roman" w:hAnsiTheme="minorHAnsi" w:cstheme="minorHAnsi"/>
+          <w:bCs/>
+          <w:color w:val="000000" w:themeColor="text1"/>
+          <w:sz w:val="20"/>
+          <w:szCs w:val="20"/>
+        </w:rPr>
+        <w:t>75</w:t>
+      </w:r>
+      <w:r>
+        <w:rPr>
+          <w:rFonts w:asciiTheme="minorHAnsi" w:eastAsia="Times New Roman" w:hAnsiTheme="minorHAnsi" w:cstheme="minorHAnsi"/>
+          <w:bCs/>
+          <w:color w:val="000000" w:themeColor="text1"/>
+          <w:sz w:val="20"/>
+          <w:szCs w:val="20"/>
+        </w:rPr>
+        <w:t>) which equals 0.</w:t>
+      </w:r>
+      <w:r>
+        <w:rPr>
+          <w:rFonts w:asciiTheme="minorHAnsi" w:eastAsia="Times New Roman" w:hAnsiTheme="minorHAnsi" w:cstheme="minorHAnsi"/>
+          <w:bCs/>
+          <w:color w:val="000000" w:themeColor="text1"/>
+          <w:sz w:val="20"/>
+          <w:szCs w:val="20"/>
+        </w:rPr>
+        <w:t>8</w:t>
+      </w:r>
+      <w:r>
+        <w:rPr>
+          <w:rFonts w:asciiTheme="minorHAnsi" w:eastAsia="Times New Roman" w:hAnsiTheme="minorHAnsi" w:cstheme="minorHAnsi"/>
+          <w:bCs/>
+          <w:color w:val="000000" w:themeColor="text1"/>
+          <w:sz w:val="20"/>
+          <w:szCs w:val="20"/>
+        </w:rPr>
+        <w:t xml:space="preserve">, meaning that Melissa can lift two dumbbells up to </w:t>
+      </w:r>
+      <w:r>
+        <w:rPr>
+          <w:rFonts w:asciiTheme="minorHAnsi" w:eastAsia="Times New Roman" w:hAnsiTheme="minorHAnsi" w:cstheme="minorHAnsi"/>
+          <w:bCs/>
+          <w:color w:val="000000" w:themeColor="text1"/>
+          <w:sz w:val="20"/>
+          <w:szCs w:val="20"/>
+        </w:rPr>
+        <w:t>80</w:t>
+      </w:r>
+      <w:r>
+        <w:rPr>
+          <w:rFonts w:asciiTheme="minorHAnsi" w:eastAsia="Times New Roman" w:hAnsiTheme="minorHAnsi" w:cstheme="minorHAnsi"/>
+          <w:bCs/>
+          <w:color w:val="000000" w:themeColor="text1"/>
+          <w:sz w:val="20"/>
+          <w:szCs w:val="20"/>
+        </w:rPr>
+        <w:t>% as heavy as she can bench press the barbell.</w:t>
+      </w:r>
+      <w:bookmarkStart w:id="0" w:name="_GoBack"/>
+      <w:bookmarkEnd w:id="0"/>
+    </w:p>
+    <w:p>
+      <w:pPr>
         <w:pStyle w:val="NormalWeb"/>
         <w:rPr>
           <w:rFonts w:asciiTheme="minorHAnsi" w:hAnsiTheme="minorHAnsi" w:cstheme="minorHAnsi"/>
@@ -41,159 +408,19 @@
       <w:r>
         <w:rPr>
           <w:rFonts w:asciiTheme="minorHAnsi" w:hAnsiTheme="minorHAnsi" w:cstheme="minorHAnsi"/>
-          <w:b/>
-          <w:bCs/>
-          <w:color w:val="000000" w:themeColor="text1"/>
-          <w:sz w:val="20"/>
-          <w:szCs w:val="20"/>
-        </w:rPr>
-        <w:t>Many weightlifters wish to track the ratio between the weight they use for flat dumbbell press compared to barbell bench press.</w:t>
-      </w:r>
-    </w:p>
-    <w:p>
-      <w:pPr>
-        <w:pStyle w:val="NormalWeb"/>
-        <w:rPr>
-          <w:rFonts w:asciiTheme="minorHAnsi" w:hAnsiTheme="minorHAnsi" w:cstheme="minorHAnsi"/>
-          <w:color w:val="000000" w:themeColor="text1"/>
-          <w:sz w:val="20"/>
-          <w:szCs w:val="20"/>
-        </w:rPr>
-      </w:pPr>
-      <w:r>
-        <w:rPr>
-          <w:rFonts w:asciiTheme="minorHAnsi" w:hAnsiTheme="minorHAnsi" w:cstheme="minorHAnsi"/>
-          <w:color w:val="000000" w:themeColor="text1"/>
-          <w:sz w:val="20"/>
-          <w:szCs w:val="20"/>
-        </w:rPr>
-        <w:t xml:space="preserve"> A </w:t>
-      </w:r>
-      <w:r>
-        <w:rPr>
-          <w:rFonts w:asciiTheme="minorHAnsi" w:hAnsiTheme="minorHAnsi" w:cstheme="minorHAnsi"/>
-          <w:b/>
-          <w:bCs/>
-          <w:color w:val="000000" w:themeColor="text1"/>
-          <w:sz w:val="20"/>
-          <w:szCs w:val="20"/>
-        </w:rPr>
-        <w:t>dumbbell</w:t>
-      </w:r>
-      <w:r>
-        <w:rPr>
-          <w:rFonts w:asciiTheme="minorHAnsi" w:hAnsiTheme="minorHAnsi" w:cstheme="minorHAnsi"/>
-          <w:color w:val="000000" w:themeColor="text1"/>
-          <w:sz w:val="20"/>
-          <w:szCs w:val="20"/>
-        </w:rPr>
-        <w:t xml:space="preserve"> is a short bar with equal weight on both sides designed to be held in the lifter's hands. Flat dumbbell press is when the lifter lies on a flat bench with their arms positioned at roughly 45-degree angles, lifts two equal sized dumbbells, brings them back to the chest, and then keeps going.</w:t>
-      </w:r>
-    </w:p>
-    <w:p>
-      <w:pPr>
-        <w:pStyle w:val="NormalWeb"/>
-        <w:rPr>
-          <w:rFonts w:asciiTheme="minorHAnsi" w:hAnsiTheme="minorHAnsi" w:cstheme="minorHAnsi"/>
-          <w:color w:val="000000" w:themeColor="text1"/>
-          <w:sz w:val="20"/>
-          <w:szCs w:val="20"/>
-        </w:rPr>
-      </w:pPr>
-      <w:r>
-        <w:rPr>
-          <w:rFonts w:asciiTheme="minorHAnsi" w:hAnsiTheme="minorHAnsi" w:cstheme="minorHAnsi"/>
-          <w:color w:val="000000" w:themeColor="text1"/>
-          <w:sz w:val="20"/>
-          <w:szCs w:val="20"/>
-        </w:rPr>
-        <w:t>A</w:t>
-      </w:r>
-      <w:r>
-        <w:rPr>
-          <w:rFonts w:asciiTheme="minorHAnsi" w:hAnsiTheme="minorHAnsi" w:cstheme="minorHAnsi"/>
-          <w:b/>
-          <w:bCs/>
-          <w:color w:val="000000" w:themeColor="text1"/>
-          <w:sz w:val="20"/>
-          <w:szCs w:val="20"/>
-        </w:rPr>
-        <w:t xml:space="preserve"> barbell</w:t>
-      </w:r>
-      <w:r>
-        <w:rPr>
-          <w:rFonts w:asciiTheme="minorHAnsi" w:hAnsiTheme="minorHAnsi" w:cstheme="minorHAnsi"/>
-          <w:color w:val="000000" w:themeColor="text1"/>
-          <w:sz w:val="20"/>
-          <w:szCs w:val="20"/>
-        </w:rPr>
-        <w:t xml:space="preserve"> is similar in shape to a dumbbell, but is a longer, much heavier bar where multiple weighted plates can be placed on either side. Barbell bench press is when the lifter lies on a bench with the barbell positioned at their chest, lifts the barbell, and then brings it back down.</w:t>
-      </w:r>
-    </w:p>
-    <w:p>
-      <w:pPr>
-        <w:pStyle w:val="NormalWeb"/>
-        <w:rPr>
-          <w:rFonts w:asciiTheme="minorHAnsi" w:hAnsiTheme="minorHAnsi" w:cstheme="minorHAnsi"/>
-          <w:color w:val="000000" w:themeColor="text1"/>
-          <w:sz w:val="20"/>
-          <w:szCs w:val="20"/>
-        </w:rPr>
-      </w:pPr>
-      <w:r>
-        <w:rPr>
-          <w:rFonts w:asciiTheme="minorHAnsi" w:hAnsiTheme="minorHAnsi" w:cstheme="minorHAnsi"/>
-          <w:color w:val="000000" w:themeColor="text1"/>
-          <w:sz w:val="20"/>
-          <w:szCs w:val="20"/>
-        </w:rPr>
-        <w:t>Say Melissa is able to flat dumbbell press two 30 lbs dumbbells. The total amount she can flat dumbbell press is 60 lbs (one dumbbell for each arm). On</w:t>
-      </w:r>
-      <w:r>
-        <w:rPr>
-          <w:rFonts w:asciiTheme="minorHAnsi" w:hAnsiTheme="minorHAnsi" w:cstheme="minorHAnsi"/>
-          <w:color w:val="000000" w:themeColor="text1"/>
-          <w:sz w:val="20"/>
-          <w:szCs w:val="20"/>
-        </w:rPr>
-        <w:t xml:space="preserve"> barbell</w:t>
-      </w:r>
-      <w:r>
-        <w:rPr>
-          <w:rFonts w:asciiTheme="minorHAnsi" w:hAnsiTheme="minorHAnsi" w:cstheme="minorHAnsi"/>
-          <w:color w:val="000000" w:themeColor="text1"/>
-          <w:sz w:val="20"/>
-          <w:szCs w:val="20"/>
-        </w:rPr>
-        <w:t xml:space="preserve"> bench press, she can lift 75 lbs. Her ratio would be calculated by dividing flat dumbbell press by barbell bench press (60/75) which equals 0.8, meaning that Melissa can lift two dumbbells up to 80% as heavy as she can bench press the barbell.</w:t>
-      </w:r>
-    </w:p>
-    <w:p>
-      <w:pPr>
-        <w:pStyle w:val="NormalWeb"/>
-        <w:rPr>
-          <w:rFonts w:asciiTheme="minorHAnsi" w:hAnsiTheme="minorHAnsi" w:cstheme="minorHAnsi"/>
-          <w:color w:val="000000" w:themeColor="text1"/>
-          <w:sz w:val="20"/>
-          <w:szCs w:val="20"/>
-        </w:rPr>
-      </w:pPr>
-      <w:r>
-        <w:rPr>
-          <w:rFonts w:asciiTheme="minorHAnsi" w:hAnsiTheme="minorHAnsi" w:cstheme="minorHAnsi"/>
           <w:noProof/>
           <w:color w:val="000000" w:themeColor="text1"/>
           <w:sz w:val="20"/>
           <w:szCs w:val="20"/>
         </w:rPr>
         <w:drawing>
-          <wp:anchor distT="0" distB="0" distL="114300" distR="114300" simplePos="0" relativeHeight="251659264" behindDoc="0" locked="0" layoutInCell="1" allowOverlap="1" wp14:anchorId="41B5C622" wp14:editId="0E63D534">
+          <wp:anchor distT="0" distB="0" distL="114300" distR="114300" simplePos="0" relativeHeight="251659264" behindDoc="0" locked="0" layoutInCell="1" allowOverlap="1" wp14:anchorId="18CC022B" wp14:editId="657BFA25">
             <wp:simplePos x="0" y="0"/>
             <wp:positionH relativeFrom="column">
               <wp:posOffset>-33020</wp:posOffset>
             </wp:positionH>
             <wp:positionV relativeFrom="paragraph">
-              <wp:posOffset>735057</wp:posOffset>
+              <wp:posOffset>58362</wp:posOffset>
             </wp:positionV>
             <wp:extent cx="1028700" cy="3689985"/>
             <wp:effectExtent l="0" t="0" r="0" b="5715"/>
@@ -245,11 +472,80 @@
       <w:r>
         <w:rPr>
           <w:rFonts w:asciiTheme="minorHAnsi" w:hAnsiTheme="minorHAnsi" w:cstheme="minorHAnsi"/>
-          <w:color w:val="000000" w:themeColor="text1"/>
-          <w:sz w:val="20"/>
-          <w:szCs w:val="20"/>
-        </w:rPr>
-        <w:t>The goal of the ratio is to compare how much someone is lifting two dumbbells versus how much they are able to lift the weighted barbell. You obtain the ratio by multiplying the weight of one dumbbell by 2 (to account for the two weights that the person would hold) and dividing that weight by the amount someone is able to barbell bench press.</w:t>
+          <w:b/>
+          <w:bCs/>
+          <w:color w:val="000000" w:themeColor="text1"/>
+          <w:sz w:val="20"/>
+          <w:szCs w:val="20"/>
+        </w:rPr>
+        <w:t xml:space="preserve">The data is sourced from a self-reported </w:t>
+      </w:r>
+      <w:proofErr w:type="spellStart"/>
+      <w:r>
+        <w:rPr>
+          <w:rFonts w:asciiTheme="minorHAnsi" w:hAnsiTheme="minorHAnsi" w:cstheme="minorHAnsi"/>
+          <w:b/>
+          <w:bCs/>
+          <w:color w:val="000000" w:themeColor="text1"/>
+          <w:sz w:val="20"/>
+          <w:szCs w:val="20"/>
+        </w:rPr>
+        <w:t>Reddit</w:t>
+      </w:r>
+      <w:proofErr w:type="spellEnd"/>
+      <w:r>
+        <w:rPr>
+          <w:rFonts w:asciiTheme="minorHAnsi" w:hAnsiTheme="minorHAnsi" w:cstheme="minorHAnsi"/>
+          <w:b/>
+          <w:bCs/>
+          <w:color w:val="000000" w:themeColor="text1"/>
+          <w:sz w:val="20"/>
+          <w:szCs w:val="20"/>
+        </w:rPr>
+        <w:t xml:space="preserve"> open forum</w:t>
+      </w:r>
+      <w:r>
+        <w:rPr>
+          <w:rStyle w:val="FootnoteReference"/>
+          <w:rFonts w:asciiTheme="minorHAnsi" w:hAnsiTheme="minorHAnsi" w:cstheme="minorHAnsi"/>
+          <w:b/>
+          <w:bCs/>
+          <w:color w:val="000000" w:themeColor="text1"/>
+        </w:rPr>
+        <w:footnoteReference w:id="1"/>
+      </w:r>
+      <w:r>
+        <w:rPr>
+          <w:rFonts w:asciiTheme="minorHAnsi" w:hAnsiTheme="minorHAnsi" w:cstheme="minorHAnsi"/>
+          <w:b/>
+          <w:bCs/>
+          <w:color w:val="000000" w:themeColor="text1"/>
+          <w:sz w:val="20"/>
+          <w:szCs w:val="20"/>
+        </w:rPr>
+        <w:t>.</w:t>
+      </w:r>
+      <w:r>
+        <w:rPr>
+          <w:rFonts w:asciiTheme="minorHAnsi" w:hAnsiTheme="minorHAnsi" w:cstheme="minorHAnsi"/>
+          <w:b/>
+          <w:bCs/>
+          <w:color w:val="000000" w:themeColor="text1"/>
+          <w:sz w:val="20"/>
+          <w:szCs w:val="20"/>
+        </w:rPr>
+        <w:t xml:space="preserve"> </w:t>
+      </w:r>
+      <w:r>
+        <w:rPr>
+          <w:rFonts w:asciiTheme="minorHAnsi" w:hAnsiTheme="minorHAnsi" w:cstheme="minorHAnsi"/>
+          <w:b/>
+          <w:bCs/>
+          <w:color w:val="000000" w:themeColor="text1"/>
+          <w:sz w:val="20"/>
+          <w:szCs w:val="20"/>
+        </w:rPr>
+        <w:t>Users provided their weight for both a flat dumbbell press and a barbell bench press, and it was compiled by another user into the corresponding weight ratio. It is important to note that this is a self-reported open forum.</w:t>
       </w:r>
     </w:p>
     <w:p>
@@ -257,6 +553,89 @@
         <w:pStyle w:val="NormalWeb"/>
         <w:rPr>
           <w:rFonts w:asciiTheme="minorHAnsi" w:hAnsiTheme="minorHAnsi" w:cstheme="minorHAnsi"/>
+          <w:color w:val="000000" w:themeColor="text1"/>
+          <w:sz w:val="20"/>
+          <w:szCs w:val="20"/>
+        </w:rPr>
+      </w:pPr>
+      <w:r>
+        <w:rPr>
+          <w:rFonts w:asciiTheme="minorHAnsi" w:hAnsiTheme="minorHAnsi" w:cstheme="minorHAnsi"/>
+          <w:color w:val="000000" w:themeColor="text1"/>
+          <w:sz w:val="20"/>
+          <w:szCs w:val="20"/>
+        </w:rPr>
+        <w:t>Below is a dataset with observations from 18 weightlifters and their corresponding ratio</w:t>
+      </w:r>
+      <w:r>
+        <w:rPr>
+          <w:rFonts w:asciiTheme="minorHAnsi" w:hAnsiTheme="minorHAnsi" w:cstheme="minorHAnsi"/>
+          <w:color w:val="000000" w:themeColor="text1"/>
+          <w:sz w:val="20"/>
+          <w:szCs w:val="20"/>
+        </w:rPr>
+        <w:t>,</w:t>
+      </w:r>
+      <w:r>
+        <w:rPr>
+          <w:rFonts w:asciiTheme="minorHAnsi" w:hAnsiTheme="minorHAnsi" w:cstheme="minorHAnsi"/>
+          <w:color w:val="000000" w:themeColor="text1"/>
+          <w:sz w:val="20"/>
+          <w:szCs w:val="20"/>
+        </w:rPr>
+        <w:t xml:space="preserve"> as well as summary statistics and </w:t>
+      </w:r>
+      <w:r>
+        <w:rPr>
+          <w:rFonts w:asciiTheme="minorHAnsi" w:hAnsiTheme="minorHAnsi" w:cstheme="minorHAnsi"/>
+          <w:color w:val="000000" w:themeColor="text1"/>
+          <w:sz w:val="20"/>
+          <w:szCs w:val="20"/>
+        </w:rPr>
+        <w:t xml:space="preserve">a dot plot. </w:t>
+      </w:r>
+      <w:r>
+        <w:rPr>
+          <w:rFonts w:asciiTheme="minorHAnsi" w:hAnsiTheme="minorHAnsi" w:cstheme="minorHAnsi"/>
+          <w:color w:val="000000" w:themeColor="text1"/>
+          <w:sz w:val="20"/>
+          <w:szCs w:val="20"/>
+        </w:rPr>
+        <w:t xml:space="preserve"> </w:t>
+      </w:r>
+      <w:r>
+        <w:rPr>
+          <w:rFonts w:asciiTheme="minorHAnsi" w:hAnsiTheme="minorHAnsi" w:cstheme="minorHAnsi"/>
+          <w:color w:val="000000" w:themeColor="text1"/>
+          <w:sz w:val="20"/>
+          <w:szCs w:val="20"/>
+        </w:rPr>
+        <w:t xml:space="preserve">These data are also available in the file, </w:t>
+      </w:r>
+      <w:r>
+        <w:rPr>
+          <w:rFonts w:asciiTheme="minorHAnsi" w:hAnsiTheme="minorHAnsi" w:cstheme="minorHAnsi"/>
+          <w:color w:val="000000" w:themeColor="text1"/>
+          <w:sz w:val="20"/>
+          <w:szCs w:val="20"/>
+        </w:rPr>
+        <w:t>dumbbell_barbell_weight_ratio.csv</w:t>
+      </w:r>
+      <w:r>
+        <w:rPr>
+          <w:rFonts w:asciiTheme="minorHAnsi" w:hAnsiTheme="minorHAnsi" w:cstheme="minorHAnsi"/>
+          <w:color w:val="000000" w:themeColor="text1"/>
+          <w:sz w:val="20"/>
+          <w:szCs w:val="20"/>
+        </w:rPr>
+        <w:t>.</w:t>
+      </w:r>
+    </w:p>
+    <w:p>
+      <w:pPr>
+        <w:pStyle w:val="ListParagraph"/>
+        <w:rPr>
+          <w:rFonts w:asciiTheme="minorHAnsi" w:hAnsiTheme="minorHAnsi" w:cstheme="minorHAnsi"/>
           <w:b/>
           <w:bCs/>
           <w:color w:val="000000" w:themeColor="text1"/>
@@ -267,165 +646,13 @@
       <w:r>
         <w:rPr>
           <w:rFonts w:asciiTheme="minorHAnsi" w:hAnsiTheme="minorHAnsi" w:cstheme="minorHAnsi"/>
-          <w:b/>
-          <w:bCs/>
-          <w:color w:val="000000" w:themeColor="text1"/>
-          <w:sz w:val="20"/>
-          <w:szCs w:val="20"/>
-        </w:rPr>
-        <w:t>The data is sourced from a self-reported Reddit open forum</w:t>
-      </w:r>
-      <w:r>
-        <w:rPr>
-          <w:rStyle w:val="FootnoteReference"/>
-          <w:rFonts w:asciiTheme="minorHAnsi" w:hAnsiTheme="minorHAnsi" w:cstheme="minorHAnsi"/>
-          <w:b/>
-          <w:bCs/>
-          <w:color w:val="000000" w:themeColor="text1"/>
-          <w:sz w:val="20"/>
-          <w:szCs w:val="20"/>
-        </w:rPr>
-        <w:footnoteReference w:id="1"/>
-      </w:r>
-      <w:r>
-        <w:rPr>
-          <w:rFonts w:asciiTheme="minorHAnsi" w:hAnsiTheme="minorHAnsi" w:cstheme="minorHAnsi"/>
-          <w:b/>
-          <w:bCs/>
-          <w:color w:val="000000" w:themeColor="text1"/>
-          <w:sz w:val="20"/>
-          <w:szCs w:val="20"/>
-        </w:rPr>
-        <w:t>.</w:t>
-      </w:r>
-      <w:r>
-        <w:rPr>
-          <w:rFonts w:asciiTheme="minorHAnsi" w:hAnsiTheme="minorHAnsi" w:cstheme="minorHAnsi"/>
-          <w:b/>
-          <w:bCs/>
-          <w:color w:val="000000" w:themeColor="text1"/>
-          <w:sz w:val="20"/>
-          <w:szCs w:val="20"/>
-        </w:rPr>
-        <w:t xml:space="preserve"> </w:t>
-      </w:r>
-      <w:r>
-        <w:rPr>
-          <w:rFonts w:asciiTheme="minorHAnsi" w:hAnsiTheme="minorHAnsi" w:cstheme="minorHAnsi"/>
-          <w:b/>
-          <w:bCs/>
-          <w:color w:val="000000" w:themeColor="text1"/>
-          <w:sz w:val="20"/>
-          <w:szCs w:val="20"/>
-        </w:rPr>
-        <w:t>Users provided their weight for both a flat dumbbell press and a barbell bench press, and it was compiled by another user into the corresponding weight ratio. It is important to note that this is a self-reported open forum.</w:t>
-      </w:r>
-    </w:p>
-    <w:p>
-      <w:pPr>
-        <w:pStyle w:val="NormalWeb"/>
-        <w:rPr>
-          <w:rFonts w:asciiTheme="minorHAnsi" w:hAnsiTheme="minorHAnsi" w:cstheme="minorHAnsi"/>
-          <w:color w:val="000000" w:themeColor="text1"/>
-          <w:sz w:val="20"/>
-          <w:szCs w:val="20"/>
-        </w:rPr>
-      </w:pPr>
-      <w:r>
-        <w:rPr>
-          <w:rFonts w:asciiTheme="minorHAnsi" w:hAnsiTheme="minorHAnsi" w:cstheme="minorHAnsi"/>
-          <w:color w:val="000000" w:themeColor="text1"/>
-          <w:sz w:val="20"/>
-          <w:szCs w:val="20"/>
-        </w:rPr>
-        <w:t>Below is a dataset with observations from 18 weightlifters and their corresponding ratio</w:t>
-      </w:r>
-      <w:r>
-        <w:rPr>
-          <w:rFonts w:asciiTheme="minorHAnsi" w:hAnsiTheme="minorHAnsi" w:cstheme="minorHAnsi"/>
-          <w:color w:val="000000" w:themeColor="text1"/>
-          <w:sz w:val="20"/>
-          <w:szCs w:val="20"/>
-        </w:rPr>
-        <w:t>,</w:t>
-      </w:r>
-      <w:r>
-        <w:rPr>
-          <w:rFonts w:asciiTheme="minorHAnsi" w:hAnsiTheme="minorHAnsi" w:cstheme="minorHAnsi"/>
-          <w:color w:val="000000" w:themeColor="text1"/>
-          <w:sz w:val="20"/>
-          <w:szCs w:val="20"/>
-        </w:rPr>
-        <w:t xml:space="preserve"> as well as summary statistics and </w:t>
-      </w:r>
-      <w:r>
-        <w:rPr>
-          <w:rFonts w:asciiTheme="minorHAnsi" w:hAnsiTheme="minorHAnsi" w:cstheme="minorHAnsi"/>
-          <w:color w:val="000000" w:themeColor="text1"/>
-          <w:sz w:val="20"/>
-          <w:szCs w:val="20"/>
-        </w:rPr>
-        <w:t xml:space="preserve">a dot plot. </w:t>
-      </w:r>
-      <w:r>
-        <w:rPr>
-          <w:rFonts w:asciiTheme="minorHAnsi" w:hAnsiTheme="minorHAnsi" w:cstheme="minorHAnsi"/>
-          <w:color w:val="000000" w:themeColor="text1"/>
-          <w:sz w:val="20"/>
-          <w:szCs w:val="20"/>
-        </w:rPr>
-        <w:t xml:space="preserve"> </w:t>
-      </w:r>
-      <w:r>
-        <w:rPr>
-          <w:rFonts w:asciiTheme="minorHAnsi" w:hAnsiTheme="minorHAnsi" w:cstheme="minorHAnsi"/>
-          <w:color w:val="000000" w:themeColor="text1"/>
-          <w:sz w:val="20"/>
-          <w:szCs w:val="20"/>
-        </w:rPr>
-        <w:t xml:space="preserve">These data are also available in the file, </w:t>
-      </w:r>
-      <w:r>
-        <w:rPr>
-          <w:rFonts w:asciiTheme="minorHAnsi" w:hAnsiTheme="minorHAnsi" w:cstheme="minorHAnsi"/>
-          <w:color w:val="000000" w:themeColor="text1"/>
-          <w:sz w:val="20"/>
-          <w:szCs w:val="20"/>
-        </w:rPr>
-        <w:t>dumbbell_barbell_weight_ratio.csv</w:t>
-      </w:r>
-      <w:r>
-        <w:rPr>
-          <w:rFonts w:asciiTheme="minorHAnsi" w:hAnsiTheme="minorHAnsi" w:cstheme="minorHAnsi"/>
-          <w:color w:val="000000" w:themeColor="text1"/>
-          <w:sz w:val="20"/>
-          <w:szCs w:val="20"/>
-        </w:rPr>
-        <w:t>.</w:t>
-      </w:r>
-    </w:p>
-    <w:p>
-      <w:pPr>
-        <w:pStyle w:val="ListParagraph"/>
-        <w:rPr>
-          <w:rFonts w:asciiTheme="minorHAnsi" w:hAnsiTheme="minorHAnsi" w:cstheme="minorHAnsi"/>
-          <w:b/>
-          <w:bCs/>
-          <w:color w:val="000000" w:themeColor="text1"/>
-          <w:sz w:val="20"/>
-          <w:szCs w:val="20"/>
-        </w:rPr>
-      </w:pPr>
-      <w:r>
-        <w:rPr>
-          <w:rFonts w:asciiTheme="minorHAnsi" w:hAnsiTheme="minorHAnsi" w:cstheme="minorHAnsi"/>
           <w:noProof/>
           <w:color w:val="000000" w:themeColor="text1"/>
           <w:sz w:val="20"/>
           <w:szCs w:val="20"/>
         </w:rPr>
         <w:drawing>
-          <wp:anchor distT="0" distB="0" distL="114300" distR="114300" simplePos="0" relativeHeight="251661312" behindDoc="0" locked="0" layoutInCell="1" allowOverlap="1" wp14:anchorId="1CD0A77B" wp14:editId="0BB5C9DE">
+          <wp:anchor distT="0" distB="0" distL="114300" distR="114300" simplePos="0" relativeHeight="251661312" behindDoc="0" locked="0" layoutInCell="1" allowOverlap="1" wp14:anchorId="60384511" wp14:editId="69BE7F08">
             <wp:simplePos x="0" y="0"/>
             <wp:positionH relativeFrom="column">
               <wp:posOffset>2603500</wp:posOffset>
@@ -501,7 +728,7 @@
           <w:szCs w:val="20"/>
         </w:rPr>
         <w:drawing>
-          <wp:anchor distT="0" distB="0" distL="114300" distR="114300" simplePos="0" relativeHeight="251660288" behindDoc="0" locked="0" layoutInCell="1" allowOverlap="1" wp14:anchorId="580DF541" wp14:editId="2A86B3E1">
+          <wp:anchor distT="0" distB="0" distL="114300" distR="114300" simplePos="0" relativeHeight="251660288" behindDoc="0" locked="0" layoutInCell="1" allowOverlap="1" wp14:anchorId="4C1C3849" wp14:editId="71A83550">
             <wp:simplePos x="0" y="0"/>
             <wp:positionH relativeFrom="column">
               <wp:posOffset>1134745</wp:posOffset>
@@ -948,7 +1175,25 @@
           <w:sz w:val="20"/>
           <w:szCs w:val="20"/>
         </w:rPr>
-        <w:t xml:space="preserve">Regardless of your answer to the previous questions, calculate </w:t>
+        <w:t>Regardless of your answer to the previous questions, calculate</w:t>
+      </w:r>
+      <w:r>
+        <w:rPr>
+          <w:rFonts w:asciiTheme="minorHAnsi" w:hAnsiTheme="minorHAnsi" w:cstheme="minorHAnsi"/>
+          <w:color w:val="000000" w:themeColor="text1"/>
+          <w:sz w:val="20"/>
+          <w:szCs w:val="20"/>
+        </w:rPr>
+        <w:t xml:space="preserve"> and interpret</w:t>
+      </w:r>
+      <w:r>
+        <w:rPr>
+          <w:rFonts w:asciiTheme="minorHAnsi" w:hAnsiTheme="minorHAnsi" w:cstheme="minorHAnsi"/>
+          <w:color w:val="000000" w:themeColor="text1"/>
+          <w:sz w:val="20"/>
+          <w:szCs w:val="20"/>
+        </w:rPr>
+        <w:t xml:space="preserve"> </w:t>
       </w:r>
       <w:r>
         <w:rPr>
@@ -1052,6 +1297,13 @@
         </w:rPr>
         <w:t xml:space="preserve"> = 17 and t* = 2.110, and se = 0.0205)</w:t>
       </w:r>
+      <w:r>
+        <w:rPr>
+          <w:rFonts w:asciiTheme="minorHAnsi" w:hAnsiTheme="minorHAnsi" w:cstheme="minorHAnsi"/>
+          <w:color w:val="FF0000"/>
+        </w:rPr>
+        <w:t xml:space="preserve">. </w:t>
+      </w:r>
     </w:p>
     <w:p>
       <w:pPr>
@@ -1098,15 +1350,30 @@
     </w:p>
     <w:p>
       <w:pPr>
-        <w:rPr>
-          <w:rFonts w:asciiTheme="minorHAnsi" w:hAnsiTheme="minorHAnsi" w:cstheme="minorHAnsi"/>
-          <w:b/>
-          <w:bCs/>
-          <w:color w:val="000000" w:themeColor="text1"/>
-          <w:sz w:val="20"/>
-          <w:szCs w:val="20"/>
-        </w:rPr>
-      </w:pPr>
+        <w:pStyle w:val="HTMLPreformatted"/>
+        <w:shd w:val="clear" w:color="auto" w:fill="FFFFFF"/>
+        <w:rPr>
+          <w:rFonts w:asciiTheme="minorHAnsi" w:hAnsiTheme="minorHAnsi" w:cstheme="minorHAnsi"/>
+          <w:color w:val="FF0000"/>
+        </w:rPr>
+      </w:pPr>
+    </w:p>
+    <w:p>
+      <w:pPr>
+        <w:pStyle w:val="HTMLPreformatted"/>
+        <w:shd w:val="clear" w:color="auto" w:fill="FFFFFF"/>
+        <w:rPr>
+          <w:rFonts w:asciiTheme="minorHAnsi" w:hAnsiTheme="minorHAnsi" w:cstheme="minorHAnsi"/>
+          <w:color w:val="FF0000"/>
+        </w:rPr>
+      </w:pPr>
+      <w:r>
+        <w:rPr>
+          <w:rFonts w:asciiTheme="minorHAnsi" w:hAnsiTheme="minorHAnsi" w:cstheme="minorHAnsi"/>
+          <w:color w:val="FF0000"/>
+        </w:rPr>
+        <w:t xml:space="preserve">Example interpretation: Based on 95% confidence and a sample of size 18, on average, the dumbbell press to barbell press weight ratio is between 0.682 and 0.769. That is, on average, a person can dumbbell press somewhere between 68.2% to 76.9% of the barbell bench press weight. </w:t>
+      </w:r>
     </w:p>
     <w:p>
       <w:pPr>
@@ -1217,526 +1484,81 @@
           <w:sz w:val="20"/>
           <w:szCs w:val="20"/>
         </w:rPr>
-        <w:t xml:space="preserve">Considering your </w:t>
-      </w:r>
-      <w:r>
-        <w:rPr>
-          <w:rFonts w:asciiTheme="minorHAnsi" w:hAnsiTheme="minorHAnsi" w:cstheme="minorHAnsi"/>
-          <w:color w:val="000000" w:themeColor="text1"/>
-          <w:sz w:val="20"/>
-          <w:szCs w:val="20"/>
-        </w:rPr>
-        <w:t>previous concerns regarding data</w:t>
-      </w:r>
-      <w:r>
-        <w:rPr>
-          <w:rFonts w:asciiTheme="minorHAnsi" w:hAnsiTheme="minorHAnsi" w:cstheme="minorHAnsi"/>
-          <w:color w:val="000000" w:themeColor="text1"/>
-          <w:sz w:val="20"/>
-          <w:szCs w:val="20"/>
-        </w:rPr>
-        <w:t xml:space="preserve">, do you believe that the </w:t>
-      </w:r>
-      <w:r>
-        <w:rPr>
-          <w:rFonts w:asciiTheme="minorHAnsi" w:hAnsiTheme="minorHAnsi" w:cstheme="minorHAnsi"/>
-          <w:color w:val="000000" w:themeColor="text1"/>
-          <w:sz w:val="20"/>
-          <w:szCs w:val="20"/>
-        </w:rPr>
-        <w:t xml:space="preserve">range of plausible values for the “average ratio” </w:t>
-      </w:r>
-      <w:r>
-        <w:rPr>
-          <w:rFonts w:asciiTheme="minorHAnsi" w:hAnsiTheme="minorHAnsi" w:cstheme="minorHAnsi"/>
-          <w:color w:val="000000" w:themeColor="text1"/>
-          <w:sz w:val="20"/>
-          <w:szCs w:val="20"/>
-        </w:rPr>
-        <w:t xml:space="preserve">presented in this confidence interval is </w:t>
-      </w:r>
-      <w:r>
-        <w:rPr>
-          <w:rFonts w:asciiTheme="minorHAnsi" w:hAnsiTheme="minorHAnsi" w:cstheme="minorHAnsi"/>
-          <w:color w:val="000000" w:themeColor="text1"/>
-          <w:sz w:val="20"/>
-          <w:szCs w:val="20"/>
-        </w:rPr>
-        <w:t>meaningful</w:t>
-      </w:r>
-      <w:r>
-        <w:rPr>
-          <w:rFonts w:asciiTheme="minorHAnsi" w:hAnsiTheme="minorHAnsi" w:cstheme="minorHAnsi"/>
-          <w:color w:val="000000" w:themeColor="text1"/>
-          <w:sz w:val="20"/>
-          <w:szCs w:val="20"/>
-        </w:rPr>
-        <w:t xml:space="preserve">? </w:t>
-      </w:r>
-      <w:r>
-        <w:rPr>
-          <w:rFonts w:asciiTheme="minorHAnsi" w:hAnsiTheme="minorHAnsi" w:cstheme="minorHAnsi"/>
-          <w:color w:val="000000" w:themeColor="text1"/>
-          <w:sz w:val="20"/>
-          <w:szCs w:val="20"/>
-        </w:rPr>
-        <w:t>If so, w</w:t>
-      </w:r>
-      <w:r>
-        <w:rPr>
-          <w:rFonts w:asciiTheme="minorHAnsi" w:hAnsiTheme="minorHAnsi" w:cstheme="minorHAnsi"/>
-          <w:color w:val="000000" w:themeColor="text1"/>
-          <w:sz w:val="20"/>
-          <w:szCs w:val="20"/>
-        </w:rPr>
-        <w:t xml:space="preserve">hat audience would it apply to? </w:t>
-      </w:r>
-      <w:r>
-        <w:rPr>
-          <w:rFonts w:asciiTheme="minorHAnsi" w:hAnsiTheme="minorHAnsi" w:cstheme="minorHAnsi"/>
-          <w:color w:val="000000" w:themeColor="text1"/>
-          <w:sz w:val="20"/>
-          <w:szCs w:val="20"/>
-        </w:rPr>
-        <w:t xml:space="preserve">If not, why do you feel it not useful? </w:t>
-      </w:r>
-      <w:r>
-        <w:rPr>
-          <w:rFonts w:asciiTheme="minorHAnsi" w:hAnsiTheme="minorHAnsi" w:cstheme="minorHAnsi"/>
-          <w:color w:val="000000" w:themeColor="text1"/>
-          <w:sz w:val="20"/>
-          <w:szCs w:val="20"/>
-        </w:rPr>
-        <w:t xml:space="preserve">Explain your answer. </w:t>
-      </w:r>
-    </w:p>
-    <w:p>
-      <w:pPr>
-        <w:pStyle w:val="HTMLPreformatted"/>
-        <w:shd w:val="clear" w:color="auto" w:fill="FFFFFF"/>
-        <w:ind w:left="720"/>
-        <w:rPr>
-          <w:rFonts w:ascii="Monaco" w:hAnsi="Monaco"/>
-          <w:color w:val="000000" w:themeColor="text1"/>
-          <w:sz w:val="18"/>
-          <w:szCs w:val="18"/>
-        </w:rPr>
-      </w:pPr>
-    </w:p>
-    <w:p>
-      <w:pPr>
-        <w:rPr>
-          <w:rFonts w:asciiTheme="minorHAnsi" w:hAnsiTheme="minorHAnsi" w:cstheme="minorHAnsi"/>
-          <w:color w:val="FF0000"/>
-          <w:sz w:val="20"/>
-          <w:szCs w:val="20"/>
-        </w:rPr>
-      </w:pPr>
-      <w:r>
-        <w:rPr>
-          <w:rFonts w:asciiTheme="minorHAnsi" w:hAnsiTheme="minorHAnsi" w:cstheme="minorHAnsi"/>
-          <w:color w:val="FF0000"/>
-          <w:sz w:val="20"/>
-          <w:szCs w:val="20"/>
-        </w:rPr>
-        <w:t>Answers vary</w:t>
-      </w:r>
-      <w:r>
-        <w:rPr>
-          <w:rFonts w:asciiTheme="minorHAnsi" w:hAnsiTheme="minorHAnsi" w:cstheme="minorHAnsi"/>
-          <w:color w:val="FF0000"/>
-          <w:sz w:val="20"/>
-          <w:szCs w:val="20"/>
-        </w:rPr>
-        <w:t xml:space="preserve"> and no answer is likely 100% correct</w:t>
-      </w:r>
-      <w:r>
-        <w:rPr>
-          <w:rFonts w:asciiTheme="minorHAnsi" w:hAnsiTheme="minorHAnsi" w:cstheme="minorHAnsi"/>
-          <w:color w:val="FF0000"/>
-          <w:sz w:val="20"/>
-          <w:szCs w:val="20"/>
-        </w:rPr>
-        <w:t xml:space="preserve">. </w:t>
-      </w:r>
-      <w:r>
-        <w:rPr>
-          <w:rFonts w:asciiTheme="minorHAnsi" w:hAnsiTheme="minorHAnsi" w:cstheme="minorHAnsi"/>
-          <w:color w:val="FF0000"/>
-          <w:sz w:val="20"/>
-          <w:szCs w:val="20"/>
-        </w:rPr>
-        <w:t xml:space="preserve">Some answers </w:t>
-      </w:r>
-      <w:r>
-        <w:rPr>
-          <w:rFonts w:asciiTheme="minorHAnsi" w:hAnsiTheme="minorHAnsi" w:cstheme="minorHAnsi"/>
-          <w:color w:val="FF0000"/>
-          <w:sz w:val="20"/>
-          <w:szCs w:val="20"/>
-        </w:rPr>
-        <w:t xml:space="preserve">could mimic something like: </w:t>
-      </w:r>
-    </w:p>
-    <w:p>
-      <w:pPr>
-        <w:rPr>
-          <w:rFonts w:asciiTheme="minorHAnsi" w:hAnsiTheme="minorHAnsi" w:cstheme="minorHAnsi"/>
-          <w:color w:val="FF0000"/>
-          <w:sz w:val="20"/>
-          <w:szCs w:val="20"/>
-        </w:rPr>
-      </w:pPr>
-    </w:p>
-    <w:p>
-      <w:pPr>
-        <w:rPr>
-          <w:rFonts w:asciiTheme="minorHAnsi" w:hAnsiTheme="minorHAnsi" w:cstheme="minorHAnsi"/>
-          <w:color w:val="FF0000"/>
-          <w:sz w:val="20"/>
-          <w:szCs w:val="20"/>
-        </w:rPr>
-      </w:pPr>
-      <w:r>
-        <w:rPr>
-          <w:rFonts w:asciiTheme="minorHAnsi" w:hAnsiTheme="minorHAnsi" w:cstheme="minorHAnsi"/>
-          <w:color w:val="FF0000"/>
+        <w:t xml:space="preserve">The typical experienced weightlifter is likely to be able to </w:t>
+      </w:r>
+      <w:r>
+        <w:rPr>
+          <w:rFonts w:asciiTheme="minorHAnsi" w:hAnsiTheme="minorHAnsi" w:cstheme="minorHAnsi"/>
+          <w:color w:val="000000" w:themeColor="text1"/>
+          <w:sz w:val="20"/>
+          <w:szCs w:val="20"/>
+        </w:rPr>
+        <w:t>press more with the barbell than with dumbbells. This is largely due to the barbell being easier to balance and control, so you can focus on pushing more weight.</w:t>
+      </w:r>
+      <w:r>
+        <w:rPr>
+          <w:rFonts w:asciiTheme="minorHAnsi" w:hAnsiTheme="minorHAnsi" w:cstheme="minorHAnsi"/>
+          <w:color w:val="000000" w:themeColor="text1"/>
+          <w:sz w:val="20"/>
+          <w:szCs w:val="20"/>
+        </w:rPr>
+        <w:t xml:space="preserve"> </w:t>
+      </w:r>
+      <w:r>
+        <w:rPr>
+          <w:rFonts w:asciiTheme="minorHAnsi" w:hAnsiTheme="minorHAnsi" w:cstheme="minorHAnsi"/>
+          <w:color w:val="000000" w:themeColor="text1"/>
           <w:sz w:val="20"/>
           <w:szCs w:val="20"/>
         </w:rPr>
         <w:lastRenderedPageBreak/>
-        <w:t>Students that feel it is meaningful:</w:t>
-      </w:r>
-    </w:p>
-    <w:p>
-      <w:pPr>
-        <w:rPr>
-          <w:rFonts w:asciiTheme="minorHAnsi" w:hAnsiTheme="minorHAnsi" w:cstheme="minorHAnsi"/>
-          <w:color w:val="FF0000"/>
-          <w:sz w:val="20"/>
-          <w:szCs w:val="20"/>
-        </w:rPr>
-      </w:pPr>
-    </w:p>
-    <w:p>
-      <w:pPr>
-        <w:rPr>
-          <w:rFonts w:asciiTheme="minorHAnsi" w:hAnsiTheme="minorHAnsi" w:cstheme="minorHAnsi"/>
-          <w:color w:val="FF0000"/>
-          <w:sz w:val="20"/>
-          <w:szCs w:val="20"/>
-        </w:rPr>
-      </w:pPr>
-      <w:r>
-        <w:rPr>
-          <w:rFonts w:asciiTheme="minorHAnsi" w:hAnsiTheme="minorHAnsi" w:cstheme="minorHAnsi"/>
-          <w:color w:val="FF0000"/>
-          <w:sz w:val="20"/>
-          <w:szCs w:val="20"/>
-        </w:rPr>
-        <w:t>If we limit ourselves to just people similar to those that would likely be on a fitness subreddit, we can provide them with some rough guidance on what is a meaningful balance between the two exercises.</w:t>
-      </w:r>
-    </w:p>
-    <w:p>
-      <w:pPr>
-        <w:rPr>
-          <w:rFonts w:asciiTheme="minorHAnsi" w:hAnsiTheme="minorHAnsi" w:cstheme="minorHAnsi"/>
-          <w:color w:val="FF0000"/>
-          <w:sz w:val="20"/>
-          <w:szCs w:val="20"/>
-        </w:rPr>
-      </w:pPr>
-    </w:p>
-    <w:p>
-      <w:pPr>
-        <w:rPr>
-          <w:rFonts w:asciiTheme="minorHAnsi" w:hAnsiTheme="minorHAnsi" w:cstheme="minorHAnsi"/>
-          <w:color w:val="FF0000"/>
-          <w:sz w:val="20"/>
-          <w:szCs w:val="20"/>
-        </w:rPr>
-      </w:pPr>
-      <w:r>
-        <w:rPr>
-          <w:rFonts w:asciiTheme="minorHAnsi" w:hAnsiTheme="minorHAnsi" w:cstheme="minorHAnsi"/>
-          <w:color w:val="FF0000"/>
-          <w:sz w:val="20"/>
-          <w:szCs w:val="20"/>
-        </w:rPr>
-        <w:t>Students that feel it is not meaningful:</w:t>
-      </w:r>
-    </w:p>
-    <w:p>
-      <w:pPr>
-        <w:rPr>
-          <w:rFonts w:asciiTheme="minorHAnsi" w:hAnsiTheme="minorHAnsi" w:cstheme="minorHAnsi"/>
-          <w:color w:val="FF0000"/>
-          <w:sz w:val="20"/>
-          <w:szCs w:val="20"/>
-        </w:rPr>
-      </w:pPr>
-    </w:p>
-    <w:p>
-      <w:pPr>
-        <w:rPr>
-          <w:rFonts w:asciiTheme="minorHAnsi" w:hAnsiTheme="minorHAnsi" w:cstheme="minorHAnsi"/>
-          <w:color w:val="FF0000"/>
-          <w:sz w:val="20"/>
-          <w:szCs w:val="20"/>
-        </w:rPr>
-      </w:pPr>
-      <w:r>
-        <w:rPr>
-          <w:rFonts w:asciiTheme="minorHAnsi" w:hAnsiTheme="minorHAnsi" w:cstheme="minorHAnsi"/>
-          <w:color w:val="FF0000"/>
-          <w:sz w:val="20"/>
-          <w:szCs w:val="20"/>
-        </w:rPr>
-        <w:t xml:space="preserve">The sample size is too small and there </w:t>
-      </w:r>
-      <w:proofErr w:type="gramStart"/>
-      <w:r>
-        <w:rPr>
-          <w:rFonts w:asciiTheme="minorHAnsi" w:hAnsiTheme="minorHAnsi" w:cstheme="minorHAnsi"/>
-          <w:color w:val="FF0000"/>
-          <w:sz w:val="20"/>
-          <w:szCs w:val="20"/>
-        </w:rPr>
-        <w:t>is</w:t>
-      </w:r>
-      <w:proofErr w:type="gramEnd"/>
-      <w:r>
-        <w:rPr>
-          <w:rFonts w:asciiTheme="minorHAnsi" w:hAnsiTheme="minorHAnsi" w:cstheme="minorHAnsi"/>
-          <w:color w:val="FF0000"/>
-          <w:sz w:val="20"/>
-          <w:szCs w:val="20"/>
-        </w:rPr>
-        <w:t xml:space="preserve"> </w:t>
-      </w:r>
-      <w:r>
-        <w:rPr>
-          <w:rFonts w:asciiTheme="minorHAnsi" w:hAnsiTheme="minorHAnsi" w:cstheme="minorHAnsi"/>
-          <w:color w:val="FF0000"/>
-          <w:sz w:val="20"/>
-          <w:szCs w:val="20"/>
-        </w:rPr>
-        <w:t xml:space="preserve">likely </w:t>
-      </w:r>
-      <w:r>
-        <w:rPr>
-          <w:rFonts w:asciiTheme="minorHAnsi" w:hAnsiTheme="minorHAnsi" w:cstheme="minorHAnsi"/>
-          <w:color w:val="FF0000"/>
-          <w:sz w:val="20"/>
-          <w:szCs w:val="20"/>
-        </w:rPr>
-        <w:t xml:space="preserve">too </w:t>
-      </w:r>
-      <w:r>
-        <w:rPr>
-          <w:rFonts w:asciiTheme="minorHAnsi" w:hAnsiTheme="minorHAnsi" w:cstheme="minorHAnsi"/>
-          <w:color w:val="FF0000"/>
-          <w:sz w:val="20"/>
-          <w:szCs w:val="20"/>
-        </w:rPr>
-        <w:t xml:space="preserve">many issues with the </w:t>
-      </w:r>
-      <w:r>
-        <w:rPr>
-          <w:rFonts w:asciiTheme="minorHAnsi" w:hAnsiTheme="minorHAnsi" w:cstheme="minorHAnsi"/>
-          <w:color w:val="FF0000"/>
-          <w:sz w:val="20"/>
-          <w:szCs w:val="20"/>
-        </w:rPr>
-        <w:t xml:space="preserve">data collection to be able to provide a reasonable, </w:t>
-      </w:r>
-      <w:r>
-        <w:rPr>
-          <w:rFonts w:asciiTheme="minorHAnsi" w:hAnsiTheme="minorHAnsi" w:cstheme="minorHAnsi"/>
-          <w:color w:val="FF0000"/>
-          <w:sz w:val="20"/>
-          <w:szCs w:val="20"/>
-        </w:rPr>
-        <w:t xml:space="preserve">precise </w:t>
-      </w:r>
-      <w:r>
-        <w:rPr>
-          <w:rFonts w:asciiTheme="minorHAnsi" w:hAnsiTheme="minorHAnsi" w:cstheme="minorHAnsi"/>
-          <w:color w:val="FF0000"/>
-          <w:sz w:val="20"/>
-          <w:szCs w:val="20"/>
-        </w:rPr>
-        <w:t xml:space="preserve">estimate for the population mean. As of right now, this would </w:t>
-      </w:r>
-      <w:r>
-        <w:rPr>
-          <w:rFonts w:asciiTheme="minorHAnsi" w:hAnsiTheme="minorHAnsi" w:cstheme="minorHAnsi"/>
-          <w:color w:val="FF0000"/>
-          <w:sz w:val="20"/>
-          <w:szCs w:val="20"/>
-        </w:rPr>
-        <w:t xml:space="preserve">only </w:t>
-      </w:r>
-      <w:r>
-        <w:rPr>
-          <w:rFonts w:asciiTheme="minorHAnsi" w:hAnsiTheme="minorHAnsi" w:cstheme="minorHAnsi"/>
-          <w:color w:val="FF0000"/>
-          <w:sz w:val="20"/>
-          <w:szCs w:val="20"/>
-        </w:rPr>
-        <w:t>apply to people who regularly do these exercises</w:t>
-      </w:r>
-      <w:r>
-        <w:rPr>
-          <w:rFonts w:asciiTheme="minorHAnsi" w:hAnsiTheme="minorHAnsi" w:cstheme="minorHAnsi"/>
-          <w:color w:val="FF0000"/>
-          <w:sz w:val="20"/>
-          <w:szCs w:val="20"/>
-        </w:rPr>
-        <w:t xml:space="preserve"> and work out, </w:t>
-      </w:r>
-      <w:r>
-        <w:rPr>
-          <w:rFonts w:asciiTheme="minorHAnsi" w:hAnsiTheme="minorHAnsi" w:cstheme="minorHAnsi"/>
-          <w:color w:val="FF0000"/>
-          <w:sz w:val="20"/>
-          <w:szCs w:val="20"/>
-        </w:rPr>
-        <w:t xml:space="preserve">as the people who self-reported their data probably lean more towards that audience. </w:t>
-      </w:r>
-      <w:r>
-        <w:rPr>
-          <w:rFonts w:asciiTheme="minorHAnsi" w:hAnsiTheme="minorHAnsi" w:cstheme="minorHAnsi"/>
-          <w:color w:val="FF0000"/>
-          <w:sz w:val="20"/>
-          <w:szCs w:val="20"/>
-        </w:rPr>
-        <w:t>Perhaps i</w:t>
-      </w:r>
-      <w:r>
-        <w:rPr>
-          <w:rFonts w:asciiTheme="minorHAnsi" w:hAnsiTheme="minorHAnsi" w:cstheme="minorHAnsi"/>
-          <w:color w:val="FF0000"/>
-          <w:sz w:val="20"/>
-          <w:szCs w:val="20"/>
-        </w:rPr>
-        <w:t xml:space="preserve">f there was a larger sample size, the population mean presented in the confidence interval could apply to a larger audience. </w:t>
-      </w:r>
-    </w:p>
-    <w:p>
-      <w:pPr>
-        <w:rPr>
-          <w:rFonts w:asciiTheme="minorHAnsi" w:hAnsiTheme="minorHAnsi" w:cstheme="minorHAnsi"/>
-          <w:b/>
-          <w:bCs/>
-          <w:color w:val="000000" w:themeColor="text1"/>
-          <w:sz w:val="20"/>
-          <w:szCs w:val="20"/>
-        </w:rPr>
-      </w:pPr>
-    </w:p>
-    <w:p>
-      <w:pPr>
-        <w:rPr>
-          <w:rFonts w:asciiTheme="minorHAnsi" w:hAnsiTheme="minorHAnsi" w:cstheme="minorHAnsi"/>
-          <w:b/>
-          <w:bCs/>
-          <w:color w:val="000000" w:themeColor="text1"/>
-          <w:sz w:val="20"/>
-          <w:szCs w:val="20"/>
-        </w:rPr>
-      </w:pPr>
-    </w:p>
-    <w:p>
-      <w:pPr>
-        <w:rPr>
-          <w:rFonts w:asciiTheme="minorHAnsi" w:hAnsiTheme="minorHAnsi" w:cstheme="minorHAnsi"/>
-          <w:b/>
-          <w:bCs/>
-          <w:color w:val="FF0000"/>
-          <w:sz w:val="20"/>
-          <w:szCs w:val="20"/>
-        </w:rPr>
-      </w:pPr>
-      <w:r>
-        <w:rPr>
-          <w:rFonts w:asciiTheme="minorHAnsi" w:hAnsiTheme="minorHAnsi" w:cstheme="minorHAnsi"/>
-          <w:b/>
-          <w:bCs/>
-          <w:color w:val="FF0000"/>
-          <w:sz w:val="20"/>
-          <w:szCs w:val="20"/>
-        </w:rPr>
-        <w:t>Again, we note that there is no clear answer to this question. Like many datasets we encounter in real life we need to decide if limited data are still useful, o</w:t>
-      </w:r>
-      <w:r>
-        <w:rPr>
-          <w:rFonts w:asciiTheme="minorHAnsi" w:hAnsiTheme="minorHAnsi" w:cstheme="minorHAnsi"/>
-          <w:b/>
-          <w:bCs/>
-          <w:color w:val="FF0000"/>
-          <w:sz w:val="20"/>
-          <w:szCs w:val="20"/>
-        </w:rPr>
-        <w:t>r if their shortcomings invalidate any results. (</w:t>
-      </w:r>
-      <w:proofErr w:type="spellStart"/>
-      <w:proofErr w:type="gramStart"/>
-      <w:r>
-        <w:rPr>
-          <w:rFonts w:asciiTheme="minorHAnsi" w:hAnsiTheme="minorHAnsi" w:cstheme="minorHAnsi"/>
-          <w:b/>
-          <w:bCs/>
-          <w:color w:val="FF0000"/>
-          <w:sz w:val="20"/>
-          <w:szCs w:val="20"/>
-        </w:rPr>
-        <w:t>tldr</w:t>
-      </w:r>
-      <w:proofErr w:type="spellEnd"/>
-      <w:proofErr w:type="gramEnd"/>
-      <w:r>
-        <w:rPr>
-          <w:rFonts w:asciiTheme="minorHAnsi" w:hAnsiTheme="minorHAnsi" w:cstheme="minorHAnsi"/>
-          <w:b/>
-          <w:bCs/>
-          <w:color w:val="FF0000"/>
-          <w:sz w:val="20"/>
-          <w:szCs w:val="20"/>
-        </w:rPr>
-        <w:t>; is this a case of “garbage in, garbage out?”)</w:t>
-      </w:r>
-    </w:p>
-    <w:p>
-      <w:pPr>
-        <w:rPr>
-          <w:rFonts w:asciiTheme="minorHAnsi" w:hAnsiTheme="minorHAnsi" w:cstheme="minorHAnsi"/>
-          <w:b/>
-          <w:bCs/>
-          <w:color w:val="000000" w:themeColor="text1"/>
-          <w:sz w:val="20"/>
-          <w:szCs w:val="20"/>
-        </w:rPr>
-      </w:pPr>
-    </w:p>
-    <w:p>
-      <w:pPr>
-        <w:rPr>
-          <w:rFonts w:asciiTheme="minorHAnsi" w:hAnsiTheme="minorHAnsi" w:cstheme="minorHAnsi"/>
-          <w:b/>
-          <w:bCs/>
-          <w:color w:val="000000" w:themeColor="text1"/>
-          <w:sz w:val="20"/>
-          <w:szCs w:val="20"/>
-        </w:rPr>
-      </w:pPr>
-    </w:p>
-    <w:p>
-      <w:pPr>
-        <w:rPr>
-          <w:rFonts w:asciiTheme="minorHAnsi" w:hAnsiTheme="minorHAnsi" w:cstheme="minorHAnsi"/>
-          <w:b/>
-          <w:bCs/>
+        <w:t>Does the confidence interval you calculated in the previous question support this idea? Briefly explain why or why not.</w:t>
+      </w:r>
+    </w:p>
+    <w:p>
+      <w:pPr>
+        <w:rPr>
+          <w:rFonts w:asciiTheme="minorHAnsi" w:hAnsiTheme="minorHAnsi" w:cstheme="minorHAnsi"/>
+          <w:color w:val="000000" w:themeColor="text1"/>
+          <w:sz w:val="20"/>
+          <w:szCs w:val="20"/>
+        </w:rPr>
+      </w:pPr>
+    </w:p>
+    <w:p>
+      <w:pPr>
+        <w:ind w:firstLine="360"/>
+        <w:rPr>
+          <w:rFonts w:asciiTheme="minorHAnsi" w:hAnsiTheme="minorHAnsi" w:cstheme="minorHAnsi"/>
+          <w:color w:val="FF0000"/>
+          <w:sz w:val="20"/>
+          <w:szCs w:val="20"/>
+        </w:rPr>
+      </w:pPr>
+      <w:r>
+        <w:rPr>
+          <w:rFonts w:asciiTheme="minorHAnsi" w:hAnsiTheme="minorHAnsi" w:cstheme="minorHAnsi"/>
+          <w:color w:val="FF0000"/>
+          <w:sz w:val="20"/>
+          <w:szCs w:val="20"/>
+        </w:rPr>
+        <w:t>Yes, this would imply that barbell &gt; dumbbell, which in turn implies that the ratio would be less than one.</w:t>
+      </w:r>
+    </w:p>
+    <w:p>
+      <w:pPr>
+        <w:rPr>
+          <w:rFonts w:asciiTheme="minorHAnsi" w:hAnsiTheme="minorHAnsi" w:cstheme="minorHAnsi"/>
+          <w:color w:val="000000" w:themeColor="text1"/>
+          <w:sz w:val="20"/>
+          <w:szCs w:val="20"/>
+        </w:rPr>
+      </w:pPr>
+    </w:p>
+    <w:p>
+      <w:pPr>
+        <w:rPr>
+          <w:rFonts w:asciiTheme="minorHAnsi" w:hAnsiTheme="minorHAnsi" w:cstheme="minorHAnsi"/>
           <w:color w:val="000000" w:themeColor="text1"/>
           <w:sz w:val="20"/>
           <w:szCs w:val="20"/>
@@ -1764,117 +1586,138 @@
           <w:sz w:val="20"/>
           <w:szCs w:val="20"/>
         </w:rPr>
-        <w:t xml:space="preserve">We’ve seen that Melissa has a ratio of 0.8. </w:t>
-      </w:r>
-      <w:r>
-        <w:rPr>
-          <w:rFonts w:asciiTheme="minorHAnsi" w:hAnsiTheme="minorHAnsi" w:cstheme="minorHAnsi"/>
-          <w:color w:val="000000" w:themeColor="text1"/>
-          <w:sz w:val="20"/>
-          <w:szCs w:val="20"/>
-        </w:rPr>
-        <w:t xml:space="preserve">Suppose that she is an avid follower of r/Fitness. </w:t>
-      </w:r>
-      <w:r>
-        <w:rPr>
-          <w:rFonts w:asciiTheme="minorHAnsi" w:hAnsiTheme="minorHAnsi" w:cstheme="minorHAnsi"/>
-          <w:color w:val="000000" w:themeColor="text1"/>
-          <w:sz w:val="20"/>
-          <w:szCs w:val="20"/>
-        </w:rPr>
-        <w:t>Now, she has a goal to become more “balanced” and have more of an average ratio</w:t>
-      </w:r>
-      <w:r>
-        <w:rPr>
-          <w:rFonts w:asciiTheme="minorHAnsi" w:hAnsiTheme="minorHAnsi" w:cstheme="minorHAnsi"/>
-          <w:color w:val="000000" w:themeColor="text1"/>
-          <w:sz w:val="20"/>
-          <w:szCs w:val="20"/>
-        </w:rPr>
-        <w:t xml:space="preserve"> in line with what she believes to be her peers</w:t>
-      </w:r>
-      <w:r>
-        <w:rPr>
-          <w:rFonts w:asciiTheme="minorHAnsi" w:hAnsiTheme="minorHAnsi" w:cstheme="minorHAnsi"/>
-          <w:color w:val="000000" w:themeColor="text1"/>
-          <w:sz w:val="20"/>
-          <w:szCs w:val="20"/>
-        </w:rPr>
-        <w:t>. What should she do in order to achieve this? Explain both in terms of the ratio and the exercises involved.</w:t>
-      </w:r>
-    </w:p>
-    <w:p>
-      <w:pPr>
-        <w:rPr>
-          <w:rFonts w:asciiTheme="minorHAnsi" w:hAnsiTheme="minorHAnsi" w:cstheme="minorHAnsi"/>
-          <w:color w:val="000000" w:themeColor="text1"/>
-          <w:sz w:val="20"/>
-          <w:szCs w:val="20"/>
-        </w:rPr>
-      </w:pPr>
-    </w:p>
-    <w:p>
-      <w:pPr>
-        <w:rPr>
-          <w:rFonts w:asciiTheme="minorHAnsi" w:hAnsiTheme="minorHAnsi" w:cstheme="minorHAnsi"/>
-          <w:color w:val="FF0000"/>
-          <w:sz w:val="20"/>
-          <w:szCs w:val="20"/>
-        </w:rPr>
-      </w:pPr>
-      <w:r>
-        <w:rPr>
-          <w:rFonts w:asciiTheme="minorHAnsi" w:hAnsiTheme="minorHAnsi" w:cstheme="minorHAnsi"/>
-          <w:color w:val="FF0000"/>
-          <w:sz w:val="20"/>
-          <w:szCs w:val="20"/>
-        </w:rPr>
-        <w:t xml:space="preserve">Since Melissa’s ratio is above the </w:t>
-      </w:r>
-      <w:r>
-        <w:rPr>
-          <w:rFonts w:asciiTheme="minorHAnsi" w:hAnsiTheme="minorHAnsi" w:cstheme="minorHAnsi"/>
-          <w:color w:val="FF0000"/>
-          <w:sz w:val="20"/>
-          <w:szCs w:val="20"/>
-        </w:rPr>
-        <w:t>average,</w:t>
-      </w:r>
-      <w:r>
-        <w:rPr>
-          <w:rFonts w:asciiTheme="minorHAnsi" w:hAnsiTheme="minorHAnsi" w:cstheme="minorHAnsi"/>
-          <w:color w:val="FF0000"/>
-          <w:sz w:val="20"/>
-          <w:szCs w:val="20"/>
-        </w:rPr>
-        <w:t xml:space="preserve"> </w:t>
-      </w:r>
-      <w:r>
-        <w:rPr>
-          <w:rFonts w:asciiTheme="minorHAnsi" w:hAnsiTheme="minorHAnsi" w:cstheme="minorHAnsi"/>
-          <w:color w:val="FF0000"/>
-          <w:sz w:val="20"/>
-          <w:szCs w:val="20"/>
-        </w:rPr>
-        <w:t xml:space="preserve">she </w:t>
-      </w:r>
-      <w:r>
-        <w:rPr>
-          <w:rFonts w:asciiTheme="minorHAnsi" w:hAnsiTheme="minorHAnsi" w:cstheme="minorHAnsi"/>
-          <w:color w:val="FF0000"/>
-          <w:sz w:val="20"/>
-          <w:szCs w:val="20"/>
-        </w:rPr>
-        <w:t>would need to decrease her</w:t>
-      </w:r>
-      <w:r>
-        <w:rPr>
-          <w:rFonts w:asciiTheme="minorHAnsi" w:hAnsiTheme="minorHAnsi" w:cstheme="minorHAnsi"/>
-          <w:color w:val="FF0000"/>
-          <w:sz w:val="20"/>
-          <w:szCs w:val="20"/>
-        </w:rPr>
-        <w:t xml:space="preserve"> ratio</w:t>
+        <w:t xml:space="preserve">Considering your </w:t>
+      </w:r>
+      <w:r>
+        <w:rPr>
+          <w:rFonts w:asciiTheme="minorHAnsi" w:hAnsiTheme="minorHAnsi" w:cstheme="minorHAnsi"/>
+          <w:color w:val="000000" w:themeColor="text1"/>
+          <w:sz w:val="20"/>
+          <w:szCs w:val="20"/>
+        </w:rPr>
+        <w:t>previous concerns regarding data</w:t>
+      </w:r>
+      <w:r>
+        <w:rPr>
+          <w:rFonts w:asciiTheme="minorHAnsi" w:hAnsiTheme="minorHAnsi" w:cstheme="minorHAnsi"/>
+          <w:color w:val="000000" w:themeColor="text1"/>
+          <w:sz w:val="20"/>
+          <w:szCs w:val="20"/>
+        </w:rPr>
+        <w:t xml:space="preserve">, do you believe that the </w:t>
+      </w:r>
+      <w:r>
+        <w:rPr>
+          <w:rFonts w:asciiTheme="minorHAnsi" w:hAnsiTheme="minorHAnsi" w:cstheme="minorHAnsi"/>
+          <w:color w:val="000000" w:themeColor="text1"/>
+          <w:sz w:val="20"/>
+          <w:szCs w:val="20"/>
+        </w:rPr>
+        <w:t xml:space="preserve">range of plausible values for the “average ratio” </w:t>
+      </w:r>
+      <w:r>
+        <w:rPr>
+          <w:rFonts w:asciiTheme="minorHAnsi" w:hAnsiTheme="minorHAnsi" w:cstheme="minorHAnsi"/>
+          <w:color w:val="000000" w:themeColor="text1"/>
+          <w:sz w:val="20"/>
+          <w:szCs w:val="20"/>
+        </w:rPr>
+        <w:t xml:space="preserve">presented in this confidence interval is </w:t>
+      </w:r>
+      <w:r>
+        <w:rPr>
+          <w:rFonts w:asciiTheme="minorHAnsi" w:hAnsiTheme="minorHAnsi" w:cstheme="minorHAnsi"/>
+          <w:color w:val="000000" w:themeColor="text1"/>
+          <w:sz w:val="20"/>
+          <w:szCs w:val="20"/>
+        </w:rPr>
+        <w:t>meaningful</w:t>
+      </w:r>
+      <w:r>
+        <w:rPr>
+          <w:rFonts w:asciiTheme="minorHAnsi" w:hAnsiTheme="minorHAnsi" w:cstheme="minorHAnsi"/>
+          <w:color w:val="000000" w:themeColor="text1"/>
+          <w:sz w:val="20"/>
+          <w:szCs w:val="20"/>
+        </w:rPr>
+        <w:t xml:space="preserve">? </w:t>
+      </w:r>
+      <w:r>
+        <w:rPr>
+          <w:rFonts w:asciiTheme="minorHAnsi" w:hAnsiTheme="minorHAnsi" w:cstheme="minorHAnsi"/>
+          <w:color w:val="000000" w:themeColor="text1"/>
+          <w:sz w:val="20"/>
+          <w:szCs w:val="20"/>
+        </w:rPr>
+        <w:t>If so, w</w:t>
+      </w:r>
+      <w:r>
+        <w:rPr>
+          <w:rFonts w:asciiTheme="minorHAnsi" w:hAnsiTheme="minorHAnsi" w:cstheme="minorHAnsi"/>
+          <w:color w:val="000000" w:themeColor="text1"/>
+          <w:sz w:val="20"/>
+          <w:szCs w:val="20"/>
+        </w:rPr>
+        <w:t xml:space="preserve">hat audience would it apply to? </w:t>
+      </w:r>
+      <w:r>
+        <w:rPr>
+          <w:rFonts w:asciiTheme="minorHAnsi" w:hAnsiTheme="minorHAnsi" w:cstheme="minorHAnsi"/>
+          <w:color w:val="000000" w:themeColor="text1"/>
+          <w:sz w:val="20"/>
+          <w:szCs w:val="20"/>
+        </w:rPr>
+        <w:t xml:space="preserve">If not, why do you feel it not useful? </w:t>
+      </w:r>
+      <w:r>
+        <w:rPr>
+          <w:rFonts w:asciiTheme="minorHAnsi" w:hAnsiTheme="minorHAnsi" w:cstheme="minorHAnsi"/>
+          <w:color w:val="000000" w:themeColor="text1"/>
+          <w:sz w:val="20"/>
+          <w:szCs w:val="20"/>
+        </w:rPr>
+        <w:t xml:space="preserve">Explain your answer. </w:t>
+      </w:r>
+    </w:p>
+    <w:p>
+      <w:pPr>
+        <w:pStyle w:val="HTMLPreformatted"/>
+        <w:shd w:val="clear" w:color="auto" w:fill="FFFFFF"/>
+        <w:ind w:left="720"/>
+        <w:rPr>
+          <w:rFonts w:ascii="Monaco" w:hAnsi="Monaco"/>
+          <w:color w:val="000000" w:themeColor="text1"/>
+          <w:sz w:val="18"/>
+          <w:szCs w:val="18"/>
+        </w:rPr>
+      </w:pPr>
+    </w:p>
+    <w:p>
+      <w:pPr>
+        <w:rPr>
+          <w:rFonts w:asciiTheme="minorHAnsi" w:hAnsiTheme="minorHAnsi" w:cstheme="minorHAnsi"/>
+          <w:color w:val="FF0000"/>
+          <w:sz w:val="20"/>
+          <w:szCs w:val="20"/>
+        </w:rPr>
+      </w:pPr>
+      <w:r>
+        <w:rPr>
+          <w:rFonts w:asciiTheme="minorHAnsi" w:hAnsiTheme="minorHAnsi" w:cstheme="minorHAnsi"/>
+          <w:color w:val="FF0000"/>
+          <w:sz w:val="20"/>
+          <w:szCs w:val="20"/>
+        </w:rPr>
+        <w:t>Answers vary</w:t>
+      </w:r>
+      <w:r>
+        <w:rPr>
+          <w:rFonts w:asciiTheme="minorHAnsi" w:hAnsiTheme="minorHAnsi" w:cstheme="minorHAnsi"/>
+          <w:color w:val="FF0000"/>
+          <w:sz w:val="20"/>
+          <w:szCs w:val="20"/>
+        </w:rPr>
+        <w:t xml:space="preserve"> and no answer is likely 100% correct</w:t>
       </w:r>
       <w:r>
         <w:rPr>
@@ -1892,223 +1735,355 @@
           <w:sz w:val="20"/>
           <w:szCs w:val="20"/>
         </w:rPr>
-        <w:t>Assuming she is interested in gaining strength, s</w:t>
-      </w:r>
-      <w:r>
-        <w:rPr>
-          <w:rFonts w:asciiTheme="minorHAnsi" w:hAnsiTheme="minorHAnsi" w:cstheme="minorHAnsi"/>
-          <w:color w:val="FF0000"/>
-          <w:sz w:val="20"/>
-          <w:szCs w:val="20"/>
-        </w:rPr>
-        <w:t xml:space="preserve">he </w:t>
-      </w:r>
-      <w:r>
-        <w:rPr>
-          <w:rFonts w:asciiTheme="minorHAnsi" w:hAnsiTheme="minorHAnsi" w:cstheme="minorHAnsi"/>
-          <w:color w:val="FF0000"/>
-          <w:sz w:val="20"/>
-          <w:szCs w:val="20"/>
-        </w:rPr>
-        <w:t xml:space="preserve">can become more balanced by getting better </w:t>
-      </w:r>
-      <w:r>
-        <w:rPr>
-          <w:rFonts w:asciiTheme="minorHAnsi" w:hAnsiTheme="minorHAnsi" w:cstheme="minorHAnsi"/>
-          <w:color w:val="FF0000"/>
-          <w:sz w:val="20"/>
-          <w:szCs w:val="20"/>
-        </w:rPr>
-        <w:t>at barbell bench press</w:t>
-      </w:r>
-      <w:r>
-        <w:rPr>
-          <w:rFonts w:asciiTheme="minorHAnsi" w:hAnsiTheme="minorHAnsi" w:cstheme="minorHAnsi"/>
-          <w:color w:val="FF0000"/>
-          <w:sz w:val="20"/>
-          <w:szCs w:val="20"/>
-        </w:rPr>
-        <w:t xml:space="preserve"> (</w:t>
-      </w:r>
-      <w:r>
-        <w:rPr>
-          <w:rFonts w:asciiTheme="minorHAnsi" w:hAnsiTheme="minorHAnsi" w:cstheme="minorHAnsi"/>
-          <w:color w:val="FF0000"/>
-          <w:sz w:val="20"/>
-          <w:szCs w:val="20"/>
-        </w:rPr>
-        <w:t xml:space="preserve">i.e., </w:t>
-      </w:r>
-      <w:r>
-        <w:rPr>
-          <w:rFonts w:asciiTheme="minorHAnsi" w:hAnsiTheme="minorHAnsi" w:cstheme="minorHAnsi"/>
-          <w:color w:val="FF0000"/>
-          <w:sz w:val="20"/>
-          <w:szCs w:val="20"/>
-        </w:rPr>
-        <w:t>increasing</w:t>
-      </w:r>
-      <w:r>
-        <w:rPr>
-          <w:rFonts w:asciiTheme="minorHAnsi" w:hAnsiTheme="minorHAnsi" w:cstheme="minorHAnsi"/>
-          <w:color w:val="FF0000"/>
-          <w:sz w:val="20"/>
-          <w:szCs w:val="20"/>
-        </w:rPr>
-        <w:t xml:space="preserve"> the</w:t>
-      </w:r>
-      <w:r>
-        <w:rPr>
-          <w:rFonts w:asciiTheme="minorHAnsi" w:hAnsiTheme="minorHAnsi" w:cstheme="minorHAnsi"/>
-          <w:color w:val="FF0000"/>
-          <w:sz w:val="20"/>
-          <w:szCs w:val="20"/>
-        </w:rPr>
-        <w:t xml:space="preserve"> </w:t>
-      </w:r>
-      <w:r>
-        <w:rPr>
-          <w:rFonts w:asciiTheme="minorHAnsi" w:hAnsiTheme="minorHAnsi" w:cstheme="minorHAnsi"/>
-          <w:color w:val="FF0000"/>
-          <w:sz w:val="20"/>
-          <w:szCs w:val="20"/>
-        </w:rPr>
-        <w:t>denominator</w:t>
-      </w:r>
-      <w:r>
-        <w:rPr>
-          <w:rFonts w:asciiTheme="minorHAnsi" w:hAnsiTheme="minorHAnsi" w:cstheme="minorHAnsi"/>
-          <w:color w:val="FF0000"/>
-          <w:sz w:val="20"/>
-          <w:szCs w:val="20"/>
-        </w:rPr>
-        <w:t xml:space="preserve"> of ratio) so that it is </w:t>
-      </w:r>
-      <w:r>
-        <w:rPr>
-          <w:rFonts w:asciiTheme="minorHAnsi" w:hAnsiTheme="minorHAnsi" w:cstheme="minorHAnsi"/>
-          <w:color w:val="FF0000"/>
-          <w:sz w:val="20"/>
-          <w:szCs w:val="20"/>
-        </w:rPr>
-        <w:t>even more than</w:t>
-      </w:r>
-      <w:r>
-        <w:rPr>
-          <w:rFonts w:asciiTheme="minorHAnsi" w:hAnsiTheme="minorHAnsi" w:cstheme="minorHAnsi"/>
-          <w:color w:val="FF0000"/>
-          <w:sz w:val="20"/>
-          <w:szCs w:val="20"/>
-        </w:rPr>
-        <w:t xml:space="preserve"> </w:t>
-      </w:r>
-      <w:r>
-        <w:rPr>
-          <w:rFonts w:asciiTheme="minorHAnsi" w:hAnsiTheme="minorHAnsi" w:cstheme="minorHAnsi"/>
-          <w:color w:val="FF0000"/>
-          <w:sz w:val="20"/>
-          <w:szCs w:val="20"/>
-        </w:rPr>
-        <w:t xml:space="preserve">the amount </w:t>
-      </w:r>
-      <w:r>
-        <w:rPr>
-          <w:rFonts w:asciiTheme="minorHAnsi" w:hAnsiTheme="minorHAnsi" w:cstheme="minorHAnsi"/>
-          <w:color w:val="FF0000"/>
-          <w:sz w:val="20"/>
-          <w:szCs w:val="20"/>
-        </w:rPr>
-        <w:t>she can flat dumbbell press</w:t>
-      </w:r>
-      <w:r>
-        <w:rPr>
-          <w:rFonts w:asciiTheme="minorHAnsi" w:hAnsiTheme="minorHAnsi" w:cstheme="minorHAnsi"/>
-          <w:color w:val="FF0000"/>
-          <w:sz w:val="20"/>
-          <w:szCs w:val="20"/>
-        </w:rPr>
-        <w:t xml:space="preserve"> (the </w:t>
-      </w:r>
-      <w:r>
-        <w:rPr>
-          <w:rFonts w:asciiTheme="minorHAnsi" w:hAnsiTheme="minorHAnsi" w:cstheme="minorHAnsi"/>
-          <w:color w:val="FF0000"/>
-          <w:sz w:val="20"/>
-          <w:szCs w:val="20"/>
-        </w:rPr>
-        <w:t>numerator</w:t>
-      </w:r>
-      <w:r>
-        <w:rPr>
-          <w:rFonts w:asciiTheme="minorHAnsi" w:hAnsiTheme="minorHAnsi" w:cstheme="minorHAnsi"/>
-          <w:color w:val="FF0000"/>
-          <w:sz w:val="20"/>
-          <w:szCs w:val="20"/>
-        </w:rPr>
-        <w:t>)</w:t>
-      </w:r>
-      <w:r>
-        <w:rPr>
-          <w:rFonts w:asciiTheme="minorHAnsi" w:hAnsiTheme="minorHAnsi" w:cstheme="minorHAnsi"/>
-          <w:color w:val="FF0000"/>
-          <w:sz w:val="20"/>
-          <w:szCs w:val="20"/>
-        </w:rPr>
-        <w:t xml:space="preserve"> and thus making the ratio </w:t>
-      </w:r>
-      <w:r>
-        <w:rPr>
-          <w:rFonts w:asciiTheme="minorHAnsi" w:hAnsiTheme="minorHAnsi" w:cstheme="minorHAnsi"/>
-          <w:color w:val="FF0000"/>
-          <w:sz w:val="20"/>
-          <w:szCs w:val="20"/>
-        </w:rPr>
-        <w:t>smaller</w:t>
-      </w:r>
-      <w:r>
-        <w:rPr>
-          <w:rFonts w:asciiTheme="minorHAnsi" w:hAnsiTheme="minorHAnsi" w:cstheme="minorHAnsi"/>
-          <w:color w:val="FF0000"/>
-          <w:sz w:val="20"/>
-          <w:szCs w:val="20"/>
-        </w:rPr>
-        <w:t>.</w:t>
-      </w:r>
-      <w:r>
-        <w:rPr>
-          <w:rFonts w:asciiTheme="minorHAnsi" w:hAnsiTheme="minorHAnsi" w:cstheme="minorHAnsi"/>
-          <w:color w:val="FF0000"/>
-          <w:sz w:val="20"/>
-          <w:szCs w:val="20"/>
-        </w:rPr>
-        <w:t xml:space="preserve"> </w:t>
-      </w:r>
-    </w:p>
-    <w:p>
-      <w:pPr>
-        <w:rPr>
-          <w:rFonts w:asciiTheme="minorHAnsi" w:hAnsiTheme="minorHAnsi" w:cstheme="minorHAnsi"/>
-          <w:color w:val="FF0000"/>
-          <w:sz w:val="20"/>
-          <w:szCs w:val="20"/>
-        </w:rPr>
-      </w:pPr>
-    </w:p>
-    <w:p>
-      <w:pPr>
-        <w:rPr>
-          <w:rFonts w:asciiTheme="minorHAnsi" w:hAnsiTheme="minorHAnsi" w:cstheme="minorHAnsi"/>
-          <w:color w:val="FF0000"/>
-          <w:sz w:val="20"/>
-          <w:szCs w:val="20"/>
-        </w:rPr>
-      </w:pPr>
-    </w:p>
-    <w:p>
-      <w:pPr>
-        <w:rPr>
-          <w:rFonts w:asciiTheme="minorHAnsi" w:hAnsiTheme="minorHAnsi" w:cstheme="minorHAnsi"/>
-          <w:color w:val="FF0000"/>
+        <w:t xml:space="preserve">Some answers </w:t>
+      </w:r>
+      <w:r>
+        <w:rPr>
+          <w:rFonts w:asciiTheme="minorHAnsi" w:hAnsiTheme="minorHAnsi" w:cstheme="minorHAnsi"/>
+          <w:color w:val="FF0000"/>
+          <w:sz w:val="20"/>
+          <w:szCs w:val="20"/>
+        </w:rPr>
+        <w:t xml:space="preserve">could mimic something like: </w:t>
+      </w:r>
+    </w:p>
+    <w:p>
+      <w:pPr>
+        <w:rPr>
+          <w:rFonts w:asciiTheme="minorHAnsi" w:hAnsiTheme="minorHAnsi" w:cstheme="minorHAnsi"/>
+          <w:color w:val="FF0000"/>
+          <w:sz w:val="20"/>
+          <w:szCs w:val="20"/>
+        </w:rPr>
+      </w:pPr>
+    </w:p>
+    <w:p>
+      <w:pPr>
+        <w:rPr>
+          <w:rFonts w:asciiTheme="minorHAnsi" w:hAnsiTheme="minorHAnsi" w:cstheme="minorHAnsi"/>
+          <w:color w:val="FF0000"/>
+          <w:sz w:val="20"/>
+          <w:szCs w:val="20"/>
+        </w:rPr>
+      </w:pPr>
+      <w:r>
+        <w:rPr>
+          <w:rFonts w:asciiTheme="minorHAnsi" w:hAnsiTheme="minorHAnsi" w:cstheme="minorHAnsi"/>
+          <w:color w:val="FF0000"/>
+          <w:sz w:val="20"/>
+          <w:szCs w:val="20"/>
+        </w:rPr>
+        <w:t>Students that feel it is meaningful:</w:t>
+      </w:r>
+    </w:p>
+    <w:p>
+      <w:pPr>
+        <w:rPr>
+          <w:rFonts w:asciiTheme="minorHAnsi" w:hAnsiTheme="minorHAnsi" w:cstheme="minorHAnsi"/>
+          <w:color w:val="FF0000"/>
+          <w:sz w:val="20"/>
+          <w:szCs w:val="20"/>
+        </w:rPr>
+      </w:pPr>
+    </w:p>
+    <w:p>
+      <w:pPr>
+        <w:rPr>
+          <w:rFonts w:asciiTheme="minorHAnsi" w:hAnsiTheme="minorHAnsi" w:cstheme="minorHAnsi"/>
+          <w:color w:val="FF0000"/>
+          <w:sz w:val="20"/>
+          <w:szCs w:val="20"/>
+        </w:rPr>
+      </w:pPr>
+      <w:r>
+        <w:rPr>
+          <w:rFonts w:asciiTheme="minorHAnsi" w:hAnsiTheme="minorHAnsi" w:cstheme="minorHAnsi"/>
+          <w:color w:val="FF0000"/>
+          <w:sz w:val="20"/>
+          <w:szCs w:val="20"/>
+        </w:rPr>
+        <w:t>If we limit ourselves to just people similar to those that would likely be on a fitness subreddit, we can provide them with some rough guidance on what is a meaningful balance between the two exercises.</w:t>
+      </w:r>
+    </w:p>
+    <w:p>
+      <w:pPr>
+        <w:rPr>
+          <w:rFonts w:asciiTheme="minorHAnsi" w:hAnsiTheme="minorHAnsi" w:cstheme="minorHAnsi"/>
+          <w:color w:val="FF0000"/>
+          <w:sz w:val="20"/>
+          <w:szCs w:val="20"/>
+        </w:rPr>
+      </w:pPr>
+    </w:p>
+    <w:p>
+      <w:pPr>
+        <w:rPr>
+          <w:rFonts w:asciiTheme="minorHAnsi" w:hAnsiTheme="minorHAnsi" w:cstheme="minorHAnsi"/>
+          <w:color w:val="FF0000"/>
+          <w:sz w:val="20"/>
+          <w:szCs w:val="20"/>
+        </w:rPr>
+      </w:pPr>
+      <w:r>
+        <w:rPr>
+          <w:rFonts w:asciiTheme="minorHAnsi" w:hAnsiTheme="minorHAnsi" w:cstheme="minorHAnsi"/>
+          <w:color w:val="FF0000"/>
+          <w:sz w:val="20"/>
+          <w:szCs w:val="20"/>
+        </w:rPr>
+        <w:t>Students that feel it is not meaningful:</w:t>
+      </w:r>
+    </w:p>
+    <w:p>
+      <w:pPr>
+        <w:rPr>
+          <w:rFonts w:asciiTheme="minorHAnsi" w:hAnsiTheme="minorHAnsi" w:cstheme="minorHAnsi"/>
+          <w:color w:val="FF0000"/>
+          <w:sz w:val="20"/>
+          <w:szCs w:val="20"/>
+        </w:rPr>
+      </w:pPr>
+    </w:p>
+    <w:p>
+      <w:pPr>
+        <w:rPr>
+          <w:rFonts w:asciiTheme="minorHAnsi" w:hAnsiTheme="minorHAnsi" w:cstheme="minorHAnsi"/>
+          <w:color w:val="FF0000"/>
+          <w:sz w:val="20"/>
+          <w:szCs w:val="20"/>
+        </w:rPr>
+      </w:pPr>
+      <w:r>
+        <w:rPr>
+          <w:rFonts w:asciiTheme="minorHAnsi" w:hAnsiTheme="minorHAnsi" w:cstheme="minorHAnsi"/>
+          <w:color w:val="FF0000"/>
+          <w:sz w:val="20"/>
+          <w:szCs w:val="20"/>
+        </w:rPr>
+        <w:t xml:space="preserve">The sample size is too small and there is </w:t>
+      </w:r>
+      <w:r>
+        <w:rPr>
+          <w:rFonts w:asciiTheme="minorHAnsi" w:hAnsiTheme="minorHAnsi" w:cstheme="minorHAnsi"/>
+          <w:color w:val="FF0000"/>
+          <w:sz w:val="20"/>
+          <w:szCs w:val="20"/>
+        </w:rPr>
+        <w:t xml:space="preserve">likely </w:t>
+      </w:r>
+      <w:r>
+        <w:rPr>
+          <w:rFonts w:asciiTheme="minorHAnsi" w:hAnsiTheme="minorHAnsi" w:cstheme="minorHAnsi"/>
+          <w:color w:val="FF0000"/>
+          <w:sz w:val="20"/>
+          <w:szCs w:val="20"/>
+        </w:rPr>
+        <w:t xml:space="preserve">too </w:t>
+      </w:r>
+      <w:r>
+        <w:rPr>
+          <w:rFonts w:asciiTheme="minorHAnsi" w:hAnsiTheme="minorHAnsi" w:cstheme="minorHAnsi"/>
+          <w:color w:val="FF0000"/>
+          <w:sz w:val="20"/>
+          <w:szCs w:val="20"/>
+        </w:rPr>
+        <w:t xml:space="preserve">many issues with the </w:t>
+      </w:r>
+      <w:r>
+        <w:rPr>
+          <w:rFonts w:asciiTheme="minorHAnsi" w:hAnsiTheme="minorHAnsi" w:cstheme="minorHAnsi"/>
+          <w:color w:val="FF0000"/>
+          <w:sz w:val="20"/>
+          <w:szCs w:val="20"/>
+        </w:rPr>
+        <w:t xml:space="preserve">data collection to be able to provide a reasonable, </w:t>
+      </w:r>
+      <w:r>
+        <w:rPr>
+          <w:rFonts w:asciiTheme="minorHAnsi" w:hAnsiTheme="minorHAnsi" w:cstheme="minorHAnsi"/>
+          <w:color w:val="FF0000"/>
+          <w:sz w:val="20"/>
+          <w:szCs w:val="20"/>
+        </w:rPr>
+        <w:t xml:space="preserve">precise </w:t>
+      </w:r>
+      <w:r>
+        <w:rPr>
+          <w:rFonts w:asciiTheme="minorHAnsi" w:hAnsiTheme="minorHAnsi" w:cstheme="minorHAnsi"/>
+          <w:color w:val="FF0000"/>
+          <w:sz w:val="20"/>
+          <w:szCs w:val="20"/>
+        </w:rPr>
+        <w:t xml:space="preserve">estimate for the population mean. As of right now, this would </w:t>
+      </w:r>
+      <w:r>
+        <w:rPr>
+          <w:rFonts w:asciiTheme="minorHAnsi" w:hAnsiTheme="minorHAnsi" w:cstheme="minorHAnsi"/>
+          <w:color w:val="FF0000"/>
+          <w:sz w:val="20"/>
+          <w:szCs w:val="20"/>
+        </w:rPr>
+        <w:t xml:space="preserve">only </w:t>
+      </w:r>
+      <w:r>
+        <w:rPr>
+          <w:rFonts w:asciiTheme="minorHAnsi" w:hAnsiTheme="minorHAnsi" w:cstheme="minorHAnsi"/>
+          <w:color w:val="FF0000"/>
+          <w:sz w:val="20"/>
+          <w:szCs w:val="20"/>
+        </w:rPr>
+        <w:t>apply to people who regularly do these exercises</w:t>
+      </w:r>
+      <w:r>
+        <w:rPr>
+          <w:rFonts w:asciiTheme="minorHAnsi" w:hAnsiTheme="minorHAnsi" w:cstheme="minorHAnsi"/>
+          <w:color w:val="FF0000"/>
+          <w:sz w:val="20"/>
+          <w:szCs w:val="20"/>
+        </w:rPr>
+        <w:t xml:space="preserve"> and work out, </w:t>
+      </w:r>
+      <w:r>
+        <w:rPr>
+          <w:rFonts w:asciiTheme="minorHAnsi" w:hAnsiTheme="minorHAnsi" w:cstheme="minorHAnsi"/>
+          <w:color w:val="FF0000"/>
+          <w:sz w:val="20"/>
+          <w:szCs w:val="20"/>
+        </w:rPr>
+        <w:t xml:space="preserve">as the people who self-reported their data probably lean more towards that audience. </w:t>
+      </w:r>
+      <w:r>
+        <w:rPr>
+          <w:rFonts w:asciiTheme="minorHAnsi" w:hAnsiTheme="minorHAnsi" w:cstheme="minorHAnsi"/>
+          <w:color w:val="FF0000"/>
+          <w:sz w:val="20"/>
+          <w:szCs w:val="20"/>
+        </w:rPr>
+        <w:t>Perhaps i</w:t>
+      </w:r>
+      <w:r>
+        <w:rPr>
+          <w:rFonts w:asciiTheme="minorHAnsi" w:hAnsiTheme="minorHAnsi" w:cstheme="minorHAnsi"/>
+          <w:color w:val="FF0000"/>
+          <w:sz w:val="20"/>
+          <w:szCs w:val="20"/>
+        </w:rPr>
+        <w:t xml:space="preserve">f there was a larger sample size, the population mean presented in the confidence interval could apply to a larger audience. </w:t>
+      </w:r>
+    </w:p>
+    <w:p>
+      <w:pPr>
+        <w:rPr>
+          <w:rFonts w:asciiTheme="minorHAnsi" w:hAnsiTheme="minorHAnsi" w:cstheme="minorHAnsi"/>
+          <w:b/>
+          <w:bCs/>
+          <w:color w:val="000000" w:themeColor="text1"/>
+          <w:sz w:val="20"/>
+          <w:szCs w:val="20"/>
+        </w:rPr>
+      </w:pPr>
+    </w:p>
+    <w:p>
+      <w:pPr>
+        <w:rPr>
+          <w:rFonts w:asciiTheme="minorHAnsi" w:hAnsiTheme="minorHAnsi" w:cstheme="minorHAnsi"/>
+          <w:b/>
+          <w:bCs/>
+          <w:color w:val="000000" w:themeColor="text1"/>
+          <w:sz w:val="20"/>
+          <w:szCs w:val="20"/>
+        </w:rPr>
+      </w:pPr>
+    </w:p>
+    <w:p>
+      <w:pPr>
+        <w:rPr>
+          <w:rFonts w:asciiTheme="minorHAnsi" w:hAnsiTheme="minorHAnsi" w:cstheme="minorHAnsi"/>
+          <w:b/>
+          <w:bCs/>
+          <w:color w:val="FF0000"/>
+          <w:sz w:val="20"/>
+          <w:szCs w:val="20"/>
+        </w:rPr>
+      </w:pPr>
+      <w:r>
+        <w:rPr>
+          <w:rFonts w:asciiTheme="minorHAnsi" w:hAnsiTheme="minorHAnsi" w:cstheme="minorHAnsi"/>
+          <w:b/>
+          <w:bCs/>
+          <w:color w:val="FF0000"/>
+          <w:sz w:val="20"/>
+          <w:szCs w:val="20"/>
+        </w:rPr>
+        <w:t>Again, we note that there is no clear answer to this question. Like many datasets we encounter in real life we need to decide if limited data are still useful, o</w:t>
+      </w:r>
+      <w:r>
+        <w:rPr>
+          <w:rFonts w:asciiTheme="minorHAnsi" w:hAnsiTheme="minorHAnsi" w:cstheme="minorHAnsi"/>
+          <w:b/>
+          <w:bCs/>
+          <w:color w:val="FF0000"/>
+          <w:sz w:val="20"/>
+          <w:szCs w:val="20"/>
+        </w:rPr>
+        <w:t>r if their shortcomings invalidate any results. (</w:t>
+      </w:r>
+      <w:proofErr w:type="spellStart"/>
+      <w:r>
+        <w:rPr>
+          <w:rFonts w:asciiTheme="minorHAnsi" w:hAnsiTheme="minorHAnsi" w:cstheme="minorHAnsi"/>
+          <w:b/>
+          <w:bCs/>
+          <w:color w:val="FF0000"/>
+          <w:sz w:val="20"/>
+          <w:szCs w:val="20"/>
+        </w:rPr>
+        <w:t>tldr</w:t>
+      </w:r>
+      <w:proofErr w:type="spellEnd"/>
+      <w:r>
+        <w:rPr>
+          <w:rFonts w:asciiTheme="minorHAnsi" w:hAnsiTheme="minorHAnsi" w:cstheme="minorHAnsi"/>
+          <w:b/>
+          <w:bCs/>
+          <w:color w:val="FF0000"/>
+          <w:sz w:val="20"/>
+          <w:szCs w:val="20"/>
+        </w:rPr>
+        <w:t>; is this a case of “garbage in, garbage out?”)</w:t>
+      </w:r>
+    </w:p>
+    <w:p>
+      <w:pPr>
+        <w:rPr>
+          <w:rFonts w:asciiTheme="minorHAnsi" w:hAnsiTheme="minorHAnsi" w:cstheme="minorHAnsi"/>
+          <w:b/>
+          <w:bCs/>
+          <w:color w:val="000000" w:themeColor="text1"/>
+          <w:sz w:val="20"/>
+          <w:szCs w:val="20"/>
+        </w:rPr>
+      </w:pPr>
+    </w:p>
+    <w:p>
+      <w:pPr>
+        <w:rPr>
+          <w:rFonts w:asciiTheme="minorHAnsi" w:hAnsiTheme="minorHAnsi" w:cstheme="minorHAnsi"/>
+          <w:b/>
+          <w:bCs/>
+          <w:color w:val="000000" w:themeColor="text1"/>
+          <w:sz w:val="20"/>
+          <w:szCs w:val="20"/>
+        </w:rPr>
+      </w:pPr>
+    </w:p>
+    <w:p>
+      <w:pPr>
+        <w:rPr>
+          <w:rFonts w:asciiTheme="minorHAnsi" w:hAnsiTheme="minorHAnsi" w:cstheme="minorHAnsi"/>
+          <w:b/>
+          <w:bCs/>
+          <w:color w:val="000000" w:themeColor="text1"/>
           <w:sz w:val="20"/>
           <w:szCs w:val="20"/>
         </w:rPr>
@@ -2135,55 +2110,381 @@
           <w:sz w:val="20"/>
           <w:szCs w:val="20"/>
         </w:rPr>
-        <w:t>Suppose you wish to further investigate the strength ratio; how would you go about finding more concrete results and how would that make the data more useful?</w:t>
-      </w:r>
-      <w:r>
-        <w:rPr>
-          <w:rFonts w:asciiTheme="minorHAnsi" w:hAnsiTheme="minorHAnsi" w:cstheme="minorHAnsi"/>
-          <w:color w:val="000000" w:themeColor="text1"/>
-          <w:sz w:val="20"/>
-          <w:szCs w:val="20"/>
-        </w:rPr>
-        <w:t xml:space="preserve"> Be specific. </w:t>
-      </w:r>
-    </w:p>
-    <w:p>
-      <w:pPr>
-        <w:rPr>
-          <w:rFonts w:asciiTheme="minorHAnsi" w:hAnsiTheme="minorHAnsi" w:cstheme="minorHAnsi"/>
-          <w:color w:val="000000" w:themeColor="text1"/>
-          <w:sz w:val="20"/>
-          <w:szCs w:val="20"/>
-        </w:rPr>
-      </w:pPr>
-    </w:p>
-    <w:p>
-      <w:pPr>
-        <w:rPr>
-          <w:rFonts w:asciiTheme="minorHAnsi" w:hAnsiTheme="minorHAnsi" w:cstheme="minorHAnsi"/>
-          <w:color w:val="FF0000"/>
-          <w:sz w:val="20"/>
-          <w:szCs w:val="20"/>
-        </w:rPr>
-      </w:pPr>
-      <w:r>
-        <w:rPr>
-          <w:rFonts w:asciiTheme="minorHAnsi" w:hAnsiTheme="minorHAnsi" w:cstheme="minorHAnsi"/>
-          <w:color w:val="FF0000"/>
-          <w:sz w:val="20"/>
-          <w:szCs w:val="20"/>
-        </w:rPr>
-        <w:t xml:space="preserve">To get more useful data </w:t>
-      </w:r>
-      <w:r>
-        <w:rPr>
-          <w:rFonts w:asciiTheme="minorHAnsi" w:hAnsiTheme="minorHAnsi" w:cstheme="minorHAnsi"/>
-          <w:color w:val="FF0000"/>
-          <w:sz w:val="20"/>
-          <w:szCs w:val="20"/>
-        </w:rPr>
-        <w:t>some of the things that you would need to consider are</w:t>
-      </w:r>
+        <w:t>We’ve seen that Melissa has a ratio of 0.</w:t>
+      </w:r>
+      <w:r>
+        <w:rPr>
+          <w:rFonts w:asciiTheme="minorHAnsi" w:hAnsiTheme="minorHAnsi" w:cstheme="minorHAnsi"/>
+          <w:color w:val="000000" w:themeColor="text1"/>
+          <w:sz w:val="20"/>
+          <w:szCs w:val="20"/>
+        </w:rPr>
+        <w:t>8</w:t>
+      </w:r>
+      <w:r>
+        <w:rPr>
+          <w:rFonts w:asciiTheme="minorHAnsi" w:hAnsiTheme="minorHAnsi" w:cstheme="minorHAnsi"/>
+          <w:color w:val="000000" w:themeColor="text1"/>
+          <w:sz w:val="20"/>
+          <w:szCs w:val="20"/>
+        </w:rPr>
+        <w:t xml:space="preserve">. </w:t>
+      </w:r>
+      <w:r>
+        <w:rPr>
+          <w:rFonts w:asciiTheme="minorHAnsi" w:hAnsiTheme="minorHAnsi" w:cstheme="minorHAnsi"/>
+          <w:color w:val="000000" w:themeColor="text1"/>
+          <w:sz w:val="20"/>
+          <w:szCs w:val="20"/>
+        </w:rPr>
+        <w:t xml:space="preserve">Suppose that she is an avid follower of r/Fitness. </w:t>
+      </w:r>
+      <w:r>
+        <w:rPr>
+          <w:rFonts w:asciiTheme="minorHAnsi" w:hAnsiTheme="minorHAnsi" w:cstheme="minorHAnsi"/>
+          <w:color w:val="000000" w:themeColor="text1"/>
+          <w:sz w:val="20"/>
+          <w:szCs w:val="20"/>
+        </w:rPr>
+        <w:t>Now, she has a goal to become more “balanced” and have more of an average ratio</w:t>
+      </w:r>
+      <w:r>
+        <w:rPr>
+          <w:rFonts w:asciiTheme="minorHAnsi" w:hAnsiTheme="minorHAnsi" w:cstheme="minorHAnsi"/>
+          <w:color w:val="000000" w:themeColor="text1"/>
+          <w:sz w:val="20"/>
+          <w:szCs w:val="20"/>
+        </w:rPr>
+        <w:t xml:space="preserve"> in line with what she believes to be her peers</w:t>
+      </w:r>
+      <w:r>
+        <w:rPr>
+          <w:rFonts w:asciiTheme="minorHAnsi" w:hAnsiTheme="minorHAnsi" w:cstheme="minorHAnsi"/>
+          <w:color w:val="000000" w:themeColor="text1"/>
+          <w:sz w:val="20"/>
+          <w:szCs w:val="20"/>
+        </w:rPr>
+        <w:t>. What should she do in order to achieve this? Explain both in terms of the ratio and the exercises involved.</w:t>
+      </w:r>
+    </w:p>
+    <w:p>
+      <w:pPr>
+        <w:rPr>
+          <w:rFonts w:asciiTheme="minorHAnsi" w:hAnsiTheme="minorHAnsi" w:cstheme="minorHAnsi"/>
+          <w:color w:val="000000" w:themeColor="text1"/>
+          <w:sz w:val="20"/>
+          <w:szCs w:val="20"/>
+        </w:rPr>
+      </w:pPr>
+    </w:p>
+    <w:p>
+      <w:pPr>
+        <w:rPr>
+          <w:rFonts w:asciiTheme="minorHAnsi" w:hAnsiTheme="minorHAnsi" w:cstheme="minorHAnsi"/>
+          <w:color w:val="FF0000"/>
+          <w:sz w:val="20"/>
+          <w:szCs w:val="20"/>
+        </w:rPr>
+      </w:pPr>
+      <w:r>
+        <w:rPr>
+          <w:rFonts w:asciiTheme="minorHAnsi" w:hAnsiTheme="minorHAnsi" w:cstheme="minorHAnsi"/>
+          <w:color w:val="FF0000"/>
+          <w:sz w:val="20"/>
+          <w:szCs w:val="20"/>
+        </w:rPr>
+        <w:t xml:space="preserve">Since Melissa’s ratio is </w:t>
+      </w:r>
+      <w:r>
+        <w:rPr>
+          <w:rFonts w:asciiTheme="minorHAnsi" w:hAnsiTheme="minorHAnsi" w:cstheme="minorHAnsi"/>
+          <w:color w:val="FF0000"/>
+          <w:sz w:val="20"/>
+          <w:szCs w:val="20"/>
+        </w:rPr>
+        <w:t>below</w:t>
+      </w:r>
+      <w:r>
+        <w:rPr>
+          <w:rFonts w:asciiTheme="minorHAnsi" w:hAnsiTheme="minorHAnsi" w:cstheme="minorHAnsi"/>
+          <w:color w:val="FF0000"/>
+          <w:sz w:val="20"/>
+          <w:szCs w:val="20"/>
+        </w:rPr>
+        <w:t xml:space="preserve"> the </w:t>
+      </w:r>
+      <w:r>
+        <w:rPr>
+          <w:rFonts w:asciiTheme="minorHAnsi" w:hAnsiTheme="minorHAnsi" w:cstheme="minorHAnsi"/>
+          <w:color w:val="FF0000"/>
+          <w:sz w:val="20"/>
+          <w:szCs w:val="20"/>
+        </w:rPr>
+        <w:t>average,</w:t>
+      </w:r>
+      <w:r>
+        <w:rPr>
+          <w:rFonts w:asciiTheme="minorHAnsi" w:hAnsiTheme="minorHAnsi" w:cstheme="minorHAnsi"/>
+          <w:color w:val="FF0000"/>
+          <w:sz w:val="20"/>
+          <w:szCs w:val="20"/>
+        </w:rPr>
+        <w:t xml:space="preserve"> </w:t>
+      </w:r>
+      <w:r>
+        <w:rPr>
+          <w:rFonts w:asciiTheme="minorHAnsi" w:hAnsiTheme="minorHAnsi" w:cstheme="minorHAnsi"/>
+          <w:color w:val="FF0000"/>
+          <w:sz w:val="20"/>
+          <w:szCs w:val="20"/>
+        </w:rPr>
+        <w:t xml:space="preserve">she </w:t>
+      </w:r>
+      <w:r>
+        <w:rPr>
+          <w:rFonts w:asciiTheme="minorHAnsi" w:hAnsiTheme="minorHAnsi" w:cstheme="minorHAnsi"/>
+          <w:color w:val="FF0000"/>
+          <w:sz w:val="20"/>
+          <w:szCs w:val="20"/>
+        </w:rPr>
+        <w:t>would need to decrease her</w:t>
+      </w:r>
+      <w:r>
+        <w:rPr>
+          <w:rFonts w:asciiTheme="minorHAnsi" w:hAnsiTheme="minorHAnsi" w:cstheme="minorHAnsi"/>
+          <w:color w:val="FF0000"/>
+          <w:sz w:val="20"/>
+          <w:szCs w:val="20"/>
+        </w:rPr>
+        <w:t xml:space="preserve"> ratio</w:t>
+      </w:r>
+      <w:r>
+        <w:rPr>
+          <w:rFonts w:asciiTheme="minorHAnsi" w:hAnsiTheme="minorHAnsi" w:cstheme="minorHAnsi"/>
+          <w:color w:val="FF0000"/>
+          <w:sz w:val="20"/>
+          <w:szCs w:val="20"/>
+        </w:rPr>
+        <w:t xml:space="preserve">. </w:t>
+      </w:r>
+      <w:r>
+        <w:rPr>
+          <w:rFonts w:asciiTheme="minorHAnsi" w:hAnsiTheme="minorHAnsi" w:cstheme="minorHAnsi"/>
+          <w:color w:val="FF0000"/>
+          <w:sz w:val="20"/>
+          <w:szCs w:val="20"/>
+        </w:rPr>
+        <w:t>Assuming she is interested in gaining strength, s</w:t>
+      </w:r>
+      <w:r>
+        <w:rPr>
+          <w:rFonts w:asciiTheme="minorHAnsi" w:hAnsiTheme="minorHAnsi" w:cstheme="minorHAnsi"/>
+          <w:color w:val="FF0000"/>
+          <w:sz w:val="20"/>
+          <w:szCs w:val="20"/>
+        </w:rPr>
+        <w:t xml:space="preserve">he </w:t>
+      </w:r>
+      <w:r>
+        <w:rPr>
+          <w:rFonts w:asciiTheme="minorHAnsi" w:hAnsiTheme="minorHAnsi" w:cstheme="minorHAnsi"/>
+          <w:color w:val="FF0000"/>
+          <w:sz w:val="20"/>
+          <w:szCs w:val="20"/>
+        </w:rPr>
+        <w:t xml:space="preserve">can become more balanced by getting better </w:t>
+      </w:r>
+      <w:r>
+        <w:rPr>
+          <w:rFonts w:asciiTheme="minorHAnsi" w:hAnsiTheme="minorHAnsi" w:cstheme="minorHAnsi"/>
+          <w:color w:val="FF0000"/>
+          <w:sz w:val="20"/>
+          <w:szCs w:val="20"/>
+        </w:rPr>
+        <w:t>at barbell bench press</w:t>
+      </w:r>
+      <w:r>
+        <w:rPr>
+          <w:rFonts w:asciiTheme="minorHAnsi" w:hAnsiTheme="minorHAnsi" w:cstheme="minorHAnsi"/>
+          <w:color w:val="FF0000"/>
+          <w:sz w:val="20"/>
+          <w:szCs w:val="20"/>
+        </w:rPr>
+        <w:t xml:space="preserve"> (</w:t>
+      </w:r>
+      <w:r>
+        <w:rPr>
+          <w:rFonts w:asciiTheme="minorHAnsi" w:hAnsiTheme="minorHAnsi" w:cstheme="minorHAnsi"/>
+          <w:color w:val="FF0000"/>
+          <w:sz w:val="20"/>
+          <w:szCs w:val="20"/>
+        </w:rPr>
+        <w:t xml:space="preserve">i.e., </w:t>
+      </w:r>
+      <w:r>
+        <w:rPr>
+          <w:rFonts w:asciiTheme="minorHAnsi" w:hAnsiTheme="minorHAnsi" w:cstheme="minorHAnsi"/>
+          <w:color w:val="FF0000"/>
+          <w:sz w:val="20"/>
+          <w:szCs w:val="20"/>
+        </w:rPr>
+        <w:t>increasing</w:t>
+      </w:r>
+      <w:r>
+        <w:rPr>
+          <w:rFonts w:asciiTheme="minorHAnsi" w:hAnsiTheme="minorHAnsi" w:cstheme="minorHAnsi"/>
+          <w:color w:val="FF0000"/>
+          <w:sz w:val="20"/>
+          <w:szCs w:val="20"/>
+        </w:rPr>
+        <w:t xml:space="preserve"> the</w:t>
+      </w:r>
+      <w:r>
+        <w:rPr>
+          <w:rFonts w:asciiTheme="minorHAnsi" w:hAnsiTheme="minorHAnsi" w:cstheme="minorHAnsi"/>
+          <w:color w:val="FF0000"/>
+          <w:sz w:val="20"/>
+          <w:szCs w:val="20"/>
+        </w:rPr>
+        <w:t xml:space="preserve"> </w:t>
+      </w:r>
+      <w:r>
+        <w:rPr>
+          <w:rFonts w:asciiTheme="minorHAnsi" w:hAnsiTheme="minorHAnsi" w:cstheme="minorHAnsi"/>
+          <w:color w:val="FF0000"/>
+          <w:sz w:val="20"/>
+          <w:szCs w:val="20"/>
+        </w:rPr>
+        <w:t>denominator</w:t>
+      </w:r>
+      <w:r>
+        <w:rPr>
+          <w:rFonts w:asciiTheme="minorHAnsi" w:hAnsiTheme="minorHAnsi" w:cstheme="minorHAnsi"/>
+          <w:color w:val="FF0000"/>
+          <w:sz w:val="20"/>
+          <w:szCs w:val="20"/>
+        </w:rPr>
+        <w:t xml:space="preserve"> of ratio) so that it is </w:t>
+      </w:r>
+      <w:r>
+        <w:rPr>
+          <w:rFonts w:asciiTheme="minorHAnsi" w:hAnsiTheme="minorHAnsi" w:cstheme="minorHAnsi"/>
+          <w:color w:val="FF0000"/>
+          <w:sz w:val="20"/>
+          <w:szCs w:val="20"/>
+        </w:rPr>
+        <w:t>even more than</w:t>
+      </w:r>
+      <w:r>
+        <w:rPr>
+          <w:rFonts w:asciiTheme="minorHAnsi" w:hAnsiTheme="minorHAnsi" w:cstheme="minorHAnsi"/>
+          <w:color w:val="FF0000"/>
+          <w:sz w:val="20"/>
+          <w:szCs w:val="20"/>
+        </w:rPr>
+        <w:t xml:space="preserve"> </w:t>
+      </w:r>
+      <w:r>
+        <w:rPr>
+          <w:rFonts w:asciiTheme="minorHAnsi" w:hAnsiTheme="minorHAnsi" w:cstheme="minorHAnsi"/>
+          <w:color w:val="FF0000"/>
+          <w:sz w:val="20"/>
+          <w:szCs w:val="20"/>
+        </w:rPr>
+        <w:t xml:space="preserve">the amount </w:t>
+      </w:r>
+      <w:r>
+        <w:rPr>
+          <w:rFonts w:asciiTheme="minorHAnsi" w:hAnsiTheme="minorHAnsi" w:cstheme="minorHAnsi"/>
+          <w:color w:val="FF0000"/>
+          <w:sz w:val="20"/>
+          <w:szCs w:val="20"/>
+        </w:rPr>
+        <w:t>she can flat dumbbell press</w:t>
+      </w:r>
+      <w:r>
+        <w:rPr>
+          <w:rFonts w:asciiTheme="minorHAnsi" w:hAnsiTheme="minorHAnsi" w:cstheme="minorHAnsi"/>
+          <w:color w:val="FF0000"/>
+          <w:sz w:val="20"/>
+          <w:szCs w:val="20"/>
+        </w:rPr>
+        <w:t xml:space="preserve"> (the </w:t>
+      </w:r>
+      <w:r>
+        <w:rPr>
+          <w:rFonts w:asciiTheme="minorHAnsi" w:hAnsiTheme="minorHAnsi" w:cstheme="minorHAnsi"/>
+          <w:color w:val="FF0000"/>
+          <w:sz w:val="20"/>
+          <w:szCs w:val="20"/>
+        </w:rPr>
+        <w:t>numerator</w:t>
+      </w:r>
+      <w:r>
+        <w:rPr>
+          <w:rFonts w:asciiTheme="minorHAnsi" w:hAnsiTheme="minorHAnsi" w:cstheme="minorHAnsi"/>
+          <w:color w:val="FF0000"/>
+          <w:sz w:val="20"/>
+          <w:szCs w:val="20"/>
+        </w:rPr>
+        <w:t>)</w:t>
+      </w:r>
+      <w:r>
+        <w:rPr>
+          <w:rFonts w:asciiTheme="minorHAnsi" w:hAnsiTheme="minorHAnsi" w:cstheme="minorHAnsi"/>
+          <w:color w:val="FF0000"/>
+          <w:sz w:val="20"/>
+          <w:szCs w:val="20"/>
+        </w:rPr>
+        <w:t xml:space="preserve"> and thus making the ratio </w:t>
+      </w:r>
+      <w:r>
+        <w:rPr>
+          <w:rFonts w:asciiTheme="minorHAnsi" w:hAnsiTheme="minorHAnsi" w:cstheme="minorHAnsi"/>
+          <w:color w:val="FF0000"/>
+          <w:sz w:val="20"/>
+          <w:szCs w:val="20"/>
+        </w:rPr>
+        <w:t>smaller</w:t>
+      </w:r>
+      <w:r>
+        <w:rPr>
+          <w:rFonts w:asciiTheme="minorHAnsi" w:hAnsiTheme="minorHAnsi" w:cstheme="minorHAnsi"/>
+          <w:color w:val="FF0000"/>
+          <w:sz w:val="20"/>
+          <w:szCs w:val="20"/>
+        </w:rPr>
+        <w:t>.</w:t>
+      </w:r>
+      <w:r>
+        <w:rPr>
+          <w:rFonts w:asciiTheme="minorHAnsi" w:hAnsiTheme="minorHAnsi" w:cstheme="minorHAnsi"/>
+          <w:color w:val="FF0000"/>
+          <w:sz w:val="20"/>
+          <w:szCs w:val="20"/>
+        </w:rPr>
+        <w:t xml:space="preserve"> </w:t>
+      </w:r>
+    </w:p>
+    <w:p>
+      <w:pPr>
+        <w:rPr>
+          <w:rFonts w:asciiTheme="minorHAnsi" w:hAnsiTheme="minorHAnsi" w:cstheme="minorHAnsi"/>
+          <w:color w:val="FF0000"/>
+          <w:sz w:val="20"/>
+          <w:szCs w:val="20"/>
+        </w:rPr>
+      </w:pPr>
+    </w:p>
+    <w:p>
+      <w:pPr>
+        <w:rPr>
+          <w:rFonts w:asciiTheme="minorHAnsi" w:hAnsiTheme="minorHAnsi" w:cstheme="minorHAnsi"/>
+          <w:color w:val="FF0000"/>
+          <w:sz w:val="20"/>
+          <w:szCs w:val="20"/>
+        </w:rPr>
+      </w:pPr>
     </w:p>
     <w:p>
       <w:pPr>
@@ -2200,31 +2501,133 @@
         <w:pStyle w:val="ListParagraph"/>
         <w:numPr>
           <w:ilvl w:val="0"/>
-          <w:numId w:val="5"/>
+          <w:numId w:val="4"/>
         </w:numPr>
         <w:rPr>
           <w:rFonts w:asciiTheme="minorHAnsi" w:hAnsiTheme="minorHAnsi" w:cstheme="minorHAnsi"/>
-          <w:color w:val="FF0000"/>
-          <w:sz w:val="20"/>
-          <w:szCs w:val="20"/>
-        </w:rPr>
-      </w:pPr>
-      <w:r>
-        <w:rPr>
-          <w:rFonts w:asciiTheme="minorHAnsi" w:hAnsiTheme="minorHAnsi" w:cstheme="minorHAnsi"/>
-          <w:color w:val="FF0000"/>
-          <w:sz w:val="20"/>
-          <w:szCs w:val="20"/>
-        </w:rPr>
-        <w:t>Devise a (more) clear group of individuals you wish to learn about,</w:t>
-      </w:r>
+          <w:color w:val="000000" w:themeColor="text1"/>
+          <w:sz w:val="20"/>
+          <w:szCs w:val="20"/>
+        </w:rPr>
+      </w:pPr>
+      <w:r>
+        <w:rPr>
+          <w:rFonts w:asciiTheme="minorHAnsi" w:hAnsiTheme="minorHAnsi" w:cstheme="minorHAnsi"/>
+          <w:color w:val="000000" w:themeColor="text1"/>
+          <w:sz w:val="20"/>
+          <w:szCs w:val="20"/>
+        </w:rPr>
+        <w:t>Suppose you wish to further investigate the strength ratio</w:t>
+      </w:r>
+      <w:r>
+        <w:rPr>
+          <w:rFonts w:asciiTheme="minorHAnsi" w:hAnsiTheme="minorHAnsi" w:cstheme="minorHAnsi"/>
+          <w:color w:val="000000" w:themeColor="text1"/>
+          <w:sz w:val="20"/>
+          <w:szCs w:val="20"/>
+        </w:rPr>
+        <w:t>. H</w:t>
+      </w:r>
+      <w:r>
+        <w:rPr>
+          <w:rFonts w:asciiTheme="minorHAnsi" w:hAnsiTheme="minorHAnsi" w:cstheme="minorHAnsi"/>
+          <w:color w:val="000000" w:themeColor="text1"/>
+          <w:sz w:val="20"/>
+          <w:szCs w:val="20"/>
+        </w:rPr>
+        <w:t xml:space="preserve">ow would you go about finding more </w:t>
+      </w:r>
+      <w:r>
+        <w:rPr>
+          <w:rFonts w:asciiTheme="minorHAnsi" w:hAnsiTheme="minorHAnsi" w:cstheme="minorHAnsi"/>
+          <w:color w:val="000000" w:themeColor="text1"/>
+          <w:sz w:val="20"/>
+          <w:szCs w:val="20"/>
+        </w:rPr>
+        <w:t xml:space="preserve">generalizable </w:t>
+      </w:r>
+      <w:r>
+        <w:rPr>
+          <w:rFonts w:asciiTheme="minorHAnsi" w:hAnsiTheme="minorHAnsi" w:cstheme="minorHAnsi"/>
+          <w:color w:val="000000" w:themeColor="text1"/>
+          <w:sz w:val="20"/>
+          <w:szCs w:val="20"/>
+        </w:rPr>
+        <w:t>results</w:t>
+      </w:r>
+      <w:r>
+        <w:rPr>
+          <w:rFonts w:asciiTheme="minorHAnsi" w:hAnsiTheme="minorHAnsi" w:cstheme="minorHAnsi"/>
+          <w:color w:val="000000" w:themeColor="text1"/>
+          <w:sz w:val="20"/>
+          <w:szCs w:val="20"/>
+        </w:rPr>
+        <w:t xml:space="preserve">? </w:t>
+      </w:r>
+      <w:r>
+        <w:rPr>
+          <w:rFonts w:asciiTheme="minorHAnsi" w:hAnsiTheme="minorHAnsi" w:cstheme="minorHAnsi"/>
+          <w:color w:val="000000" w:themeColor="text1"/>
+          <w:sz w:val="20"/>
+          <w:szCs w:val="20"/>
+        </w:rPr>
+        <w:t>Be specific.</w:t>
+      </w:r>
+    </w:p>
+    <w:p>
+      <w:pPr>
+        <w:rPr>
+          <w:rFonts w:asciiTheme="minorHAnsi" w:hAnsiTheme="minorHAnsi" w:cstheme="minorHAnsi"/>
+          <w:color w:val="000000" w:themeColor="text1"/>
+          <w:sz w:val="20"/>
+          <w:szCs w:val="20"/>
+        </w:rPr>
+      </w:pPr>
+    </w:p>
+    <w:p>
+      <w:pPr>
+        <w:rPr>
+          <w:rFonts w:asciiTheme="minorHAnsi" w:hAnsiTheme="minorHAnsi" w:cstheme="minorHAnsi"/>
+          <w:color w:val="FF0000"/>
+          <w:sz w:val="20"/>
+          <w:szCs w:val="20"/>
+        </w:rPr>
+      </w:pPr>
+      <w:r>
+        <w:rPr>
+          <w:rFonts w:asciiTheme="minorHAnsi" w:hAnsiTheme="minorHAnsi" w:cstheme="minorHAnsi"/>
+          <w:color w:val="FF0000"/>
+          <w:sz w:val="20"/>
+          <w:szCs w:val="20"/>
+        </w:rPr>
+        <w:t xml:space="preserve">To get more useful data </w:t>
+      </w:r>
+      <w:r>
+        <w:rPr>
+          <w:rFonts w:asciiTheme="minorHAnsi" w:hAnsiTheme="minorHAnsi" w:cstheme="minorHAnsi"/>
+          <w:color w:val="FF0000"/>
+          <w:sz w:val="20"/>
+          <w:szCs w:val="20"/>
+        </w:rPr>
+        <w:t>some of the things that you would need to consider are</w:t>
+      </w:r>
+    </w:p>
+    <w:p>
+      <w:pPr>
+        <w:rPr>
+          <w:rFonts w:asciiTheme="minorHAnsi" w:hAnsiTheme="minorHAnsi" w:cstheme="minorHAnsi"/>
+          <w:color w:val="FF0000"/>
+          <w:sz w:val="20"/>
+          <w:szCs w:val="20"/>
+        </w:rPr>
+      </w:pPr>
     </w:p>
     <w:p>
       <w:pPr>
         <w:pStyle w:val="ListParagraph"/>
         <w:numPr>
           <w:ilvl w:val="0"/>
-          <w:numId w:val="5"/>
+          <w:numId w:val="6"/>
         </w:numPr>
         <w:rPr>
           <w:rFonts w:asciiTheme="minorHAnsi" w:hAnsiTheme="minorHAnsi" w:cstheme="minorHAnsi"/>
@@ -2240,7 +2643,7 @@
           <w:sz w:val="20"/>
           <w:szCs w:val="20"/>
         </w:rPr>
-        <w:t>Develop a sampling procedure to collect data from the desired population, and</w:t>
+        <w:t>Devise a (more) clear group of individuals you wish to learn about,</w:t>
       </w:r>
     </w:p>
     <w:p>
@@ -2248,7 +2651,7 @@
         <w:pStyle w:val="ListParagraph"/>
         <w:numPr>
           <w:ilvl w:val="0"/>
-          <w:numId w:val="5"/>
+          <w:numId w:val="6"/>
         </w:numPr>
         <w:rPr>
           <w:rFonts w:asciiTheme="minorHAnsi" w:hAnsiTheme="minorHAnsi" w:cstheme="minorHAnsi"/>
@@ -2264,6 +2667,30 @@
           <w:sz w:val="20"/>
           <w:szCs w:val="20"/>
         </w:rPr>
+        <w:t>Develop a sampling procedure to collect data from the desired population, and</w:t>
+      </w:r>
+    </w:p>
+    <w:p>
+      <w:pPr>
+        <w:pStyle w:val="ListParagraph"/>
+        <w:numPr>
+          <w:ilvl w:val="0"/>
+          <w:numId w:val="6"/>
+        </w:numPr>
+        <w:rPr>
+          <w:rFonts w:asciiTheme="minorHAnsi" w:hAnsiTheme="minorHAnsi" w:cstheme="minorHAnsi"/>
+          <w:color w:val="FF0000"/>
+          <w:sz w:val="20"/>
+          <w:szCs w:val="20"/>
+        </w:rPr>
+      </w:pPr>
+      <w:r>
+        <w:rPr>
+          <w:rFonts w:asciiTheme="minorHAnsi" w:hAnsiTheme="minorHAnsi" w:cstheme="minorHAnsi"/>
+          <w:color w:val="FF0000"/>
+          <w:sz w:val="20"/>
+          <w:szCs w:val="20"/>
+        </w:rPr>
         <w:t>Determine how large of a sample size would be sufficient to obtain the wanted precision for the CI.</w:t>
       </w:r>
     </w:p>
@@ -2294,16 +2721,28 @@
           <w:sz w:val="20"/>
           <w:szCs w:val="20"/>
         </w:rPr>
-        <w:t xml:space="preserve">This question can provide the beginnings of a discussion related to study planning and may then extend into topics such as sampling design and sample size calculations. Further, it allows instructors to discuss with students the difficulty in collecting “perfect data” </w:t>
-      </w:r>
-      <w:r>
-        <w:rPr>
-          <w:rFonts w:asciiTheme="minorHAnsi" w:hAnsiTheme="minorHAnsi" w:cstheme="minorHAnsi"/>
-          <w:color w:val="FF0000"/>
-          <w:sz w:val="20"/>
-          <w:szCs w:val="20"/>
-        </w:rPr>
-        <w:t xml:space="preserve">and/or how crude data, such as from Reddit forums, can be used </w:t>
+        <w:lastRenderedPageBreak/>
+        <w:t xml:space="preserve">This question can provide the beginnings of a discussion related to study planning and may then extend into topics such as sampling design and sample size calculations. Further, it allows instructors to discuss with students the difficulty in collecting “perfect data” and/or how crude data, such as from </w:t>
+      </w:r>
+      <w:proofErr w:type="spellStart"/>
+      <w:r>
+        <w:rPr>
+          <w:rFonts w:asciiTheme="minorHAnsi" w:hAnsiTheme="minorHAnsi" w:cstheme="minorHAnsi"/>
+          <w:color w:val="FF0000"/>
+          <w:sz w:val="20"/>
+          <w:szCs w:val="20"/>
+        </w:rPr>
+        <w:t>Reddit</w:t>
+      </w:r>
+      <w:proofErr w:type="spellEnd"/>
+      <w:r>
+        <w:rPr>
+          <w:rFonts w:asciiTheme="minorHAnsi" w:hAnsiTheme="minorHAnsi" w:cstheme="minorHAnsi"/>
+          <w:color w:val="FF0000"/>
+          <w:sz w:val="20"/>
+          <w:szCs w:val="20"/>
+        </w:rPr>
+        <w:t xml:space="preserve"> forums, can be used </w:t>
       </w:r>
       <w:r>
         <w:rPr>
@@ -2317,41 +2756,104 @@
     </w:p>
     <w:p>
       <w:pPr>
+        <w:rPr>
+          <w:rFonts w:asciiTheme="minorHAnsi" w:hAnsiTheme="minorHAnsi" w:cstheme="minorHAnsi"/>
+          <w:color w:val="000000" w:themeColor="text1"/>
+          <w:sz w:val="20"/>
+          <w:szCs w:val="20"/>
+        </w:rPr>
+      </w:pPr>
+    </w:p>
+    <w:p>
+      <w:pPr>
+        <w:rPr>
+          <w:rFonts w:asciiTheme="minorHAnsi" w:hAnsiTheme="minorHAnsi" w:cstheme="minorHAnsi"/>
+          <w:color w:val="000000" w:themeColor="text1"/>
+          <w:sz w:val="20"/>
+          <w:szCs w:val="20"/>
+        </w:rPr>
+      </w:pPr>
+    </w:p>
+    <w:p>
+      <w:pPr>
         <w:pStyle w:val="ListParagraph"/>
-        <w:rPr>
-          <w:rFonts w:asciiTheme="minorHAnsi" w:hAnsiTheme="minorHAnsi" w:cstheme="minorHAnsi"/>
-          <w:b/>
-          <w:bCs/>
-          <w:color w:val="000000" w:themeColor="text1"/>
-          <w:sz w:val="20"/>
-          <w:szCs w:val="20"/>
-        </w:rPr>
-      </w:pPr>
-    </w:p>
-    <w:p>
-      <w:pPr>
-        <w:pStyle w:val="HTMLPreformatted"/>
-        <w:shd w:val="clear" w:color="auto" w:fill="FFFFFF"/>
-        <w:rPr>
-          <w:rFonts w:asciiTheme="minorHAnsi" w:hAnsiTheme="minorHAnsi" w:cstheme="minorHAnsi"/>
-          <w:b/>
-          <w:bCs/>
-          <w:color w:val="000000" w:themeColor="text1"/>
-        </w:rPr>
-      </w:pPr>
-    </w:p>
-    <w:p>
-      <w:pPr>
-        <w:ind w:left="720"/>
-        <w:rPr>
-          <w:rFonts w:asciiTheme="minorHAnsi" w:hAnsiTheme="minorHAnsi" w:cstheme="minorHAnsi"/>
-          <w:color w:val="000000" w:themeColor="text1"/>
-          <w:sz w:val="20"/>
-          <w:szCs w:val="20"/>
-        </w:rPr>
-      </w:pPr>
-    </w:p>
-    <w:p/>
+        <w:numPr>
+          <w:ilvl w:val="0"/>
+          <w:numId w:val="4"/>
+        </w:numPr>
+        <w:rPr>
+          <w:rFonts w:asciiTheme="minorHAnsi" w:hAnsiTheme="minorHAnsi" w:cstheme="minorHAnsi"/>
+          <w:color w:val="000000" w:themeColor="text1"/>
+          <w:sz w:val="20"/>
+          <w:szCs w:val="20"/>
+        </w:rPr>
+      </w:pPr>
+      <w:r>
+        <w:rPr>
+          <w:rFonts w:asciiTheme="minorHAnsi" w:hAnsiTheme="minorHAnsi" w:cstheme="minorHAnsi"/>
+          <w:color w:val="000000" w:themeColor="text1"/>
+          <w:sz w:val="20"/>
+          <w:szCs w:val="20"/>
+        </w:rPr>
+        <w:t xml:space="preserve">Instead of just the ratio, what other information might be useful to collect </w:t>
+      </w:r>
+      <w:r>
+        <w:rPr>
+          <w:rFonts w:asciiTheme="minorHAnsi" w:hAnsiTheme="minorHAnsi" w:cstheme="minorHAnsi"/>
+          <w:color w:val="000000" w:themeColor="text1"/>
+          <w:sz w:val="20"/>
+          <w:szCs w:val="20"/>
+        </w:rPr>
+        <w:t xml:space="preserve">that </w:t>
+      </w:r>
+      <w:r>
+        <w:rPr>
+          <w:rFonts w:asciiTheme="minorHAnsi" w:hAnsiTheme="minorHAnsi" w:cstheme="minorHAnsi"/>
+          <w:color w:val="000000" w:themeColor="text1"/>
+          <w:sz w:val="20"/>
+          <w:szCs w:val="20"/>
+        </w:rPr>
+        <w:t xml:space="preserve">might </w:t>
+      </w:r>
+      <w:r>
+        <w:rPr>
+          <w:rFonts w:asciiTheme="minorHAnsi" w:hAnsiTheme="minorHAnsi" w:cstheme="minorHAnsi"/>
+          <w:color w:val="000000" w:themeColor="text1"/>
+          <w:sz w:val="20"/>
+          <w:szCs w:val="20"/>
+        </w:rPr>
+        <w:t xml:space="preserve">make the data more useful? </w:t>
+      </w:r>
+    </w:p>
+    <w:p>
+      <w:pPr>
+        <w:rPr>
+          <w:rFonts w:asciiTheme="minorHAnsi" w:hAnsiTheme="minorHAnsi" w:cstheme="minorHAnsi"/>
+          <w:color w:val="000000" w:themeColor="text1"/>
+          <w:sz w:val="20"/>
+          <w:szCs w:val="20"/>
+        </w:rPr>
+      </w:pPr>
+    </w:p>
+    <w:p>
+      <w:pPr>
+        <w:rPr>
+          <w:rFonts w:asciiTheme="minorHAnsi" w:hAnsiTheme="minorHAnsi" w:cstheme="minorHAnsi"/>
+          <w:color w:val="FF0000"/>
+          <w:sz w:val="20"/>
+          <w:szCs w:val="20"/>
+        </w:rPr>
+      </w:pPr>
+      <w:r>
+        <w:rPr>
+          <w:rFonts w:asciiTheme="minorHAnsi" w:hAnsiTheme="minorHAnsi" w:cstheme="minorHAnsi"/>
+          <w:color w:val="FF0000"/>
+          <w:sz w:val="20"/>
+          <w:szCs w:val="20"/>
+        </w:rPr>
+        <w:t>Answers will likely vary, but the idea is to have students think about the limitations of just recording the ratio. As a simple example, recording the amount of weight associated with both the dumbbell press and bench press could be useful. One could be convinced that for people that aren’t lifting large weights, the “stabilizer muscles” might not be as much of a limitation for dumbbell press. (Or statistically, people lifting lighter might naturally have ratios closer to 1. We would need the weights associated with each portion to investigate this.)</w:t>
+      </w:r>
+    </w:p>
     <w:sectPr>
       <w:pgSz w:w="12240" w:h="15840"/>
       <w:pgMar w:top="1440" w:right="1440" w:bottom="1440" w:left="1440" w:header="720" w:footer="720" w:gutter="0"/>
@@ -2363,7 +2865,7 @@
 </file>
 
 <file path=word/endnotes.xml><?xml version="1.0" encoding="utf-8"?>
-<w:endnotes xmlns:wpc="http://schemas.microsoft.com/office/word/2010/wordprocessingCanvas" xmlns:cx="http://schemas.microsoft.com/office/drawing/2014/chartex" xmlns:cx1="http://schemas.microsoft.com/office/drawing/2015/9/8/chartex" xmlns:cx2="http://schemas.microsoft.com/office/drawing/2015/10/21/chartex" xmlns:cx3="http://schemas.microsoft.com/office/drawing/2016/5/9/chartex" xmlns:cx4="http://schemas.microsoft.com/office/drawing/2016/5/10/chartex" xmlns:cx5="http://schemas.microsoft.com/office/drawing/2016/5/11/chartex" xmlns:cx6="http://schemas.microsoft.com/office/drawing/2016/5/12/chartex" xmlns:cx7="http://schemas.microsoft.com/office/drawing/2016/5/13/chartex" xmlns:cx8="http://schemas.microsoft.com/office/drawing/2016/5/14/chartex" xmlns:mc="http://schemas.openxmlformats.org/markup-compatibility/2006" xmlns:aink="http://schemas.microsoft.com/office/drawing/2016/ink" xmlns:am3d="http://schemas.microsoft.com/office/drawing/2017/model3d" xmlns:o="urn:schemas-microsoft-com:office:office" xmlns:oel="http://schemas.microsoft.com/office/2019/extlst" xmlns:r="http://schemas.openxmlformats.org/officeDocument/2006/relationships" xmlns:m="http://schemas.openxmlformats.org/officeDocument/2006/math" xmlns:v="urn:schemas-microsoft-com:vml" xmlns:wp14="http://schemas.microsoft.com/office/word/2010/wordprocessingDrawing" xmlns:wp="http://schemas.openxmlformats.org/drawingml/2006/wordprocessingDrawing" xmlns:w10="urn:schemas-microsoft-com:office:word" xmlns:w="http://schemas.openxmlformats.org/wordprocessingml/2006/main" xmlns:w14="http://schemas.microsoft.com/office/word/2010/wordml" xmlns:w15="http://schemas.microsoft.com/office/word/2012/wordml" xmlns:w16cex="http://schemas.microsoft.com/office/word/2018/wordml/cex" xmlns:w16cid="http://schemas.microsoft.com/office/word/2016/wordml/cid" xmlns:w16="http://schemas.microsoft.com/office/word/2018/wordml" xmlns:w16sdtdh="http://schemas.microsoft.com/office/word/2020/wordml/sdtdatahash" xmlns:w16se="http://schemas.microsoft.com/office/word/2015/wordml/symex" xmlns:wpg="http://schemas.microsoft.com/office/word/2010/wordprocessingGroup" xmlns:wpi="http://schemas.microsoft.com/office/word/2010/wordprocessingInk" xmlns:wne="http://schemas.microsoft.com/office/word/2006/wordml" xmlns:wps="http://schemas.microsoft.com/office/word/2010/wordprocessingShape" mc:Ignorable="w14 w15 w16se w16cid w16 w16cex w16sdtdh wp14">
+<w:endnotes xmlns:wpc="http://schemas.microsoft.com/office/word/2010/wordprocessingCanvas" xmlns:cx="http://schemas.microsoft.com/office/drawing/2014/chartex" xmlns:cx1="http://schemas.microsoft.com/office/drawing/2015/9/8/chartex" xmlns:mc="http://schemas.openxmlformats.org/markup-compatibility/2006" xmlns:o="urn:schemas-microsoft-com:office:office" xmlns:r="http://schemas.openxmlformats.org/officeDocument/2006/relationships" xmlns:m="http://schemas.openxmlformats.org/officeDocument/2006/math" xmlns:v="urn:schemas-microsoft-com:vml" xmlns:wp14="http://schemas.microsoft.com/office/word/2010/wordprocessingDrawing" xmlns:wp="http://schemas.openxmlformats.org/drawingml/2006/wordprocessingDrawing" xmlns:w10="urn:schemas-microsoft-com:office:word" xmlns:w="http://schemas.openxmlformats.org/wordprocessingml/2006/main" xmlns:w14="http://schemas.microsoft.com/office/word/2010/wordml" xmlns:w15="http://schemas.microsoft.com/office/word/2012/wordml" xmlns:w16se="http://schemas.microsoft.com/office/word/2015/wordml/symex" xmlns:wpg="http://schemas.microsoft.com/office/word/2010/wordprocessingGroup" xmlns:wpi="http://schemas.microsoft.com/office/word/2010/wordprocessingInk" xmlns:wne="http://schemas.microsoft.com/office/word/2006/wordml" xmlns:wps="http://schemas.microsoft.com/office/word/2010/wordprocessingShape" mc:Ignorable="w14 w15 w16se wp14">
   <w:endnote w:type="separator" w:id="-1">
     <w:p>
       <w:r>
@@ -2382,7 +2884,7 @@
 </file>
 
 <file path=word/footnotes.xml><?xml version="1.0" encoding="utf-8"?>
-<w:footnotes xmlns:wpc="http://schemas.microsoft.com/office/word/2010/wordprocessingCanvas" xmlns:cx="http://schemas.microsoft.com/office/drawing/2014/chartex" xmlns:cx1="http://schemas.microsoft.com/office/drawing/2015/9/8/chartex" xmlns:cx2="http://schemas.microsoft.com/office/drawing/2015/10/21/chartex" xmlns:cx3="http://schemas.microsoft.com/office/drawing/2016/5/9/chartex" xmlns:cx4="http://schemas.microsoft.com/office/drawing/2016/5/10/chartex" xmlns:cx5="http://schemas.microsoft.com/office/drawing/2016/5/11/chartex" xmlns:cx6="http://schemas.microsoft.com/office/drawing/2016/5/12/chartex" xmlns:cx7="http://schemas.microsoft.com/office/drawing/2016/5/13/chartex" xmlns:cx8="http://schemas.microsoft.com/office/drawing/2016/5/14/chartex" xmlns:mc="http://schemas.openxmlformats.org/markup-compatibility/2006" xmlns:aink="http://schemas.microsoft.com/office/drawing/2016/ink" xmlns:am3d="http://schemas.microsoft.com/office/drawing/2017/model3d" xmlns:o="urn:schemas-microsoft-com:office:office" xmlns:oel="http://schemas.microsoft.com/office/2019/extlst" xmlns:r="http://schemas.openxmlformats.org/officeDocument/2006/relationships" xmlns:m="http://schemas.openxmlformats.org/officeDocument/2006/math" xmlns:v="urn:schemas-microsoft-com:vml" xmlns:wp14="http://schemas.microsoft.com/office/word/2010/wordprocessingDrawing" xmlns:wp="http://schemas.openxmlformats.org/drawingml/2006/wordprocessingDrawing" xmlns:w10="urn:schemas-microsoft-com:office:word" xmlns:w="http://schemas.openxmlformats.org/wordprocessingml/2006/main" xmlns:w14="http://schemas.microsoft.com/office/word/2010/wordml" xmlns:w15="http://schemas.microsoft.com/office/word/2012/wordml" xmlns:w16cex="http://schemas.microsoft.com/office/word/2018/wordml/cex" xmlns:w16cid="http://schemas.microsoft.com/office/word/2016/wordml/cid" xmlns:w16="http://schemas.microsoft.com/office/word/2018/wordml" xmlns:w16sdtdh="http://schemas.microsoft.com/office/word/2020/wordml/sdtdatahash" xmlns:w16se="http://schemas.microsoft.com/office/word/2015/wordml/symex" xmlns:wpg="http://schemas.microsoft.com/office/word/2010/wordprocessingGroup" xmlns:wpi="http://schemas.microsoft.com/office/word/2010/wordprocessingInk" xmlns:wne="http://schemas.microsoft.com/office/word/2006/wordml" xmlns:wps="http://schemas.microsoft.com/office/word/2010/wordprocessingShape" mc:Ignorable="w14 w15 w16se w16cid w16 w16cex w16sdtdh wp14">
+<w:footnotes xmlns:wpc="http://schemas.microsoft.com/office/word/2010/wordprocessingCanvas" xmlns:cx="http://schemas.microsoft.com/office/drawing/2014/chartex" xmlns:cx1="http://schemas.microsoft.com/office/drawing/2015/9/8/chartex" xmlns:mc="http://schemas.openxmlformats.org/markup-compatibility/2006" xmlns:o="urn:schemas-microsoft-com:office:office" xmlns:r="http://schemas.openxmlformats.org/officeDocument/2006/relationships" xmlns:m="http://schemas.openxmlformats.org/officeDocument/2006/math" xmlns:v="urn:schemas-microsoft-com:vml" xmlns:wp14="http://schemas.microsoft.com/office/word/2010/wordprocessingDrawing" xmlns:wp="http://schemas.openxmlformats.org/drawingml/2006/wordprocessingDrawing" xmlns:w10="urn:schemas-microsoft-com:office:word" xmlns:w="http://schemas.openxmlformats.org/wordprocessingml/2006/main" xmlns:w14="http://schemas.microsoft.com/office/word/2010/wordml" xmlns:w15="http://schemas.microsoft.com/office/word/2012/wordml" xmlns:w16se="http://schemas.microsoft.com/office/word/2015/wordml/symex" xmlns:wpg="http://schemas.microsoft.com/office/word/2010/wordprocessingGroup" xmlns:wpi="http://schemas.microsoft.com/office/word/2010/wordprocessingInk" xmlns:wne="http://schemas.microsoft.com/office/word/2006/wordml" xmlns:wps="http://schemas.microsoft.com/office/word/2010/wordprocessingShape" mc:Ignorable="w14 w15 w16se wp14">
   <w:footnote w:type="separator" w:id="-1">
     <w:p>
       <w:r>
@@ -2416,7 +2918,21 @@
         <w:rPr>
           <w:rFonts w:asciiTheme="minorHAnsi" w:hAnsiTheme="minorHAnsi" w:cstheme="minorHAnsi"/>
         </w:rPr>
-        <w:t xml:space="preserve"> Reddit Thread: </w:t>
+        <w:t xml:space="preserve"> </w:t>
+      </w:r>
+      <w:proofErr w:type="spellStart"/>
+      <w:r>
+        <w:rPr>
+          <w:rFonts w:asciiTheme="minorHAnsi" w:hAnsiTheme="minorHAnsi" w:cstheme="minorHAnsi"/>
+        </w:rPr>
+        <w:t>Reddit</w:t>
+      </w:r>
+      <w:proofErr w:type="spellEnd"/>
+      <w:r>
+        <w:rPr>
+          <w:rFonts w:asciiTheme="minorHAnsi" w:hAnsiTheme="minorHAnsi" w:cstheme="minorHAnsi"/>
+        </w:rPr>
+        <w:t xml:space="preserve"> Thread: </w:t>
       </w:r>
       <w:hyperlink r:id="rId1" w:history="1">
         <w:r>
@@ -2441,7 +2957,7 @@
 </file>
 
 <file path=word/numbering.xml><?xml version="1.0" encoding="utf-8"?>
-<w:numbering xmlns:wpc="http://schemas.microsoft.com/office/word/2010/wordprocessingCanvas" xmlns:cx="http://schemas.microsoft.com/office/drawing/2014/chartex" xmlns:cx1="http://schemas.microsoft.com/office/drawing/2015/9/8/chartex" xmlns:cx2="http://schemas.microsoft.com/office/drawing/2015/10/21/chartex" xmlns:cx3="http://schemas.microsoft.com/office/drawing/2016/5/9/chartex" xmlns:cx4="http://schemas.microsoft.com/office/drawing/2016/5/10/chartex" xmlns:cx5="http://schemas.microsoft.com/office/drawing/2016/5/11/chartex" xmlns:cx6="http://schemas.microsoft.com/office/drawing/2016/5/12/chartex" xmlns:cx7="http://schemas.microsoft.com/office/drawing/2016/5/13/chartex" xmlns:cx8="http://schemas.microsoft.com/office/drawing/2016/5/14/chartex" xmlns:mc="http://schemas.openxmlformats.org/markup-compatibility/2006" xmlns:aink="http://schemas.microsoft.com/office/drawing/2016/ink" xmlns:am3d="http://schemas.microsoft.com/office/drawing/2017/model3d" xmlns:o="urn:schemas-microsoft-com:office:office" xmlns:oel="http://schemas.microsoft.com/office/2019/extlst" xmlns:r="http://schemas.openxmlformats.org/officeDocument/2006/relationships" xmlns:m="http://schemas.openxmlformats.org/officeDocument/2006/math" xmlns:v="urn:schemas-microsoft-com:vml" xmlns:wp14="http://schemas.microsoft.com/office/word/2010/wordprocessingDrawing" xmlns:wp="http://schemas.openxmlformats.org/drawingml/2006/wordprocessingDrawing" xmlns:w10="urn:schemas-microsoft-com:office:word" xmlns:w="http://schemas.openxmlformats.org/wordprocessingml/2006/main" xmlns:w14="http://schemas.microsoft.com/office/word/2010/wordml" xmlns:w15="http://schemas.microsoft.com/office/word/2012/wordml" xmlns:w16cex="http://schemas.microsoft.com/office/word/2018/wordml/cex" xmlns:w16cid="http://schemas.microsoft.com/office/word/2016/wordml/cid" xmlns:w16="http://schemas.microsoft.com/office/word/2018/wordml" xmlns:w16sdtdh="http://schemas.microsoft.com/office/word/2020/wordml/sdtdatahash" xmlns:w16se="http://schemas.microsoft.com/office/word/2015/wordml/symex" xmlns:wpg="http://schemas.microsoft.com/office/word/2010/wordprocessingGroup" xmlns:wpi="http://schemas.microsoft.com/office/word/2010/wordprocessingInk" xmlns:wne="http://schemas.microsoft.com/office/word/2006/wordml" xmlns:wps="http://schemas.microsoft.com/office/word/2010/wordprocessingShape" mc:Ignorable="w14 w15 w16se w16cid w16 w16cex w16sdtdh wp14">
+<w:numbering xmlns:wpc="http://schemas.microsoft.com/office/word/2010/wordprocessingCanvas" xmlns:cx="http://schemas.microsoft.com/office/drawing/2014/chartex" xmlns:cx1="http://schemas.microsoft.com/office/drawing/2015/9/8/chartex" xmlns:mc="http://schemas.openxmlformats.org/markup-compatibility/2006" xmlns:o="urn:schemas-microsoft-com:office:office" xmlns:r="http://schemas.openxmlformats.org/officeDocument/2006/relationships" xmlns:m="http://schemas.openxmlformats.org/officeDocument/2006/math" xmlns:v="urn:schemas-microsoft-com:vml" xmlns:wp14="http://schemas.microsoft.com/office/word/2010/wordprocessingDrawing" xmlns:wp="http://schemas.openxmlformats.org/drawingml/2006/wordprocessingDrawing" xmlns:w10="urn:schemas-microsoft-com:office:word" xmlns:w="http://schemas.openxmlformats.org/wordprocessingml/2006/main" xmlns:w14="http://schemas.microsoft.com/office/word/2010/wordml" xmlns:w15="http://schemas.microsoft.com/office/word/2012/wordml" xmlns:w16se="http://schemas.microsoft.com/office/word/2015/wordml/symex" xmlns:wpg="http://schemas.microsoft.com/office/word/2010/wordprocessingGroup" xmlns:wpi="http://schemas.microsoft.com/office/word/2010/wordprocessingInk" xmlns:wne="http://schemas.microsoft.com/office/word/2006/wordml" xmlns:wps="http://schemas.microsoft.com/office/word/2010/wordprocessingShape" mc:Ignorable="w14 w15 w16se wp14">
   <w:abstractNum w:abstractNumId="0" w15:restartNumberingAfterBreak="0">
     <w:nsid w:val="132E0978"/>
     <w:multiLevelType w:val="hybridMultilevel"/>
@@ -2618,6 +3134,95 @@
     </w:lvl>
   </w:abstractNum>
   <w:abstractNum w:abstractNumId="2" w15:restartNumberingAfterBreak="0">
+    <w:nsid w:val="29BC5873"/>
+    <w:multiLevelType w:val="hybridMultilevel"/>
+    <w:tmpl w:val="88D8660C"/>
+    <w:lvl w:ilvl="0" w:tplc="B8D2F564">
+      <w:start w:val="1"/>
+      <w:numFmt w:val="lowerLetter"/>
+      <w:lvlText w:val="(%1)"/>
+      <w:lvlJc w:val="left"/>
+      <w:pPr>
+        <w:ind w:left="720" w:hanging="360"/>
+      </w:pPr>
+      <w:rPr>
+        <w:rFonts w:hint="default"/>
+      </w:rPr>
+    </w:lvl>
+    <w:lvl w:ilvl="1" w:tplc="04090019" w:tentative="1">
+      <w:start w:val="1"/>
+      <w:numFmt w:val="lowerLetter"/>
+      <w:lvlText w:val="%2."/>
+      <w:lvlJc w:val="left"/>
+      <w:pPr>
+        <w:ind w:left="1440" w:hanging="360"/>
+      </w:pPr>
+    </w:lvl>
+    <w:lvl w:ilvl="2" w:tplc="0409001B" w:tentative="1">
+      <w:start w:val="1"/>
+      <w:numFmt w:val="lowerRoman"/>
+      <w:lvlText w:val="%3."/>
+      <w:lvlJc w:val="right"/>
+      <w:pPr>
+        <w:ind w:left="2160" w:hanging="180"/>
+      </w:pPr>
+    </w:lvl>
+    <w:lvl w:ilvl="3" w:tplc="0409000F" w:tentative="1">
+      <w:start w:val="1"/>
+      <w:numFmt w:val="decimal"/>
+      <w:lvlText w:val="%4."/>
+      <w:lvlJc w:val="left"/>
+      <w:pPr>
+        <w:ind w:left="2880" w:hanging="360"/>
+      </w:pPr>
+    </w:lvl>
+    <w:lvl w:ilvl="4" w:tplc="04090019" w:tentative="1">
+      <w:start w:val="1"/>
+      <w:numFmt w:val="lowerLetter"/>
+      <w:lvlText w:val="%5."/>
+      <w:lvlJc w:val="left"/>
+      <w:pPr>
+        <w:ind w:left="3600" w:hanging="360"/>
+      </w:pPr>
+    </w:lvl>
+    <w:lvl w:ilvl="5" w:tplc="0409001B" w:tentative="1">
+      <w:start w:val="1"/>
+      <w:numFmt w:val="lowerRoman"/>
+      <w:lvlText w:val="%6."/>
+      <w:lvlJc w:val="right"/>
+      <w:pPr>
+        <w:ind w:left="4320" w:hanging="180"/>
+      </w:pPr>
+    </w:lvl>
+    <w:lvl w:ilvl="6" w:tplc="0409000F" w:tentative="1">
+      <w:start w:val="1"/>
+      <w:numFmt w:val="decimal"/>
+      <w:lvlText w:val="%7."/>
+      <w:lvlJc w:val="left"/>
+      <w:pPr>
+        <w:ind w:left="5040" w:hanging="360"/>
+      </w:pPr>
+    </w:lvl>
+    <w:lvl w:ilvl="7" w:tplc="04090019" w:tentative="1">
+      <w:start w:val="1"/>
+      <w:numFmt w:val="lowerLetter"/>
+      <w:lvlText w:val="%8."/>
+      <w:lvlJc w:val="left"/>
+      <w:pPr>
+        <w:ind w:left="5760" w:hanging="360"/>
+      </w:pPr>
+    </w:lvl>
+    <w:lvl w:ilvl="8" w:tplc="0409001B" w:tentative="1">
+      <w:start w:val="1"/>
+      <w:numFmt w:val="lowerRoman"/>
+      <w:lvlText w:val="%9."/>
+      <w:lvlJc w:val="right"/>
+      <w:pPr>
+        <w:ind w:left="6480" w:hanging="180"/>
+      </w:pPr>
+    </w:lvl>
+  </w:abstractNum>
+  <w:abstractNum w:abstractNumId="3" w15:restartNumberingAfterBreak="0">
     <w:nsid w:val="3F0A23DF"/>
     <w:multiLevelType w:val="hybridMultilevel"/>
     <w:tmpl w:val="88D8660C"/>
@@ -2706,7 +3311,96 @@
       </w:pPr>
     </w:lvl>
   </w:abstractNum>
-  <w:abstractNum w:abstractNumId="3" w15:restartNumberingAfterBreak="0">
+  <w:abstractNum w:abstractNumId="4" w15:restartNumberingAfterBreak="0">
+    <w:nsid w:val="4E351B83"/>
+    <w:multiLevelType w:val="hybridMultilevel"/>
+    <w:tmpl w:val="88D8660C"/>
+    <w:lvl w:ilvl="0" w:tplc="B8D2F564">
+      <w:start w:val="1"/>
+      <w:numFmt w:val="lowerLetter"/>
+      <w:lvlText w:val="(%1)"/>
+      <w:lvlJc w:val="left"/>
+      <w:pPr>
+        <w:ind w:left="720" w:hanging="360"/>
+      </w:pPr>
+      <w:rPr>
+        <w:rFonts w:hint="default"/>
+      </w:rPr>
+    </w:lvl>
+    <w:lvl w:ilvl="1" w:tplc="04090019" w:tentative="1">
+      <w:start w:val="1"/>
+      <w:numFmt w:val="lowerLetter"/>
+      <w:lvlText w:val="%2."/>
+      <w:lvlJc w:val="left"/>
+      <w:pPr>
+        <w:ind w:left="1440" w:hanging="360"/>
+      </w:pPr>
+    </w:lvl>
+    <w:lvl w:ilvl="2" w:tplc="0409001B" w:tentative="1">
+      <w:start w:val="1"/>
+      <w:numFmt w:val="lowerRoman"/>
+      <w:lvlText w:val="%3."/>
+      <w:lvlJc w:val="right"/>
+      <w:pPr>
+        <w:ind w:left="2160" w:hanging="180"/>
+      </w:pPr>
+    </w:lvl>
+    <w:lvl w:ilvl="3" w:tplc="0409000F" w:tentative="1">
+      <w:start w:val="1"/>
+      <w:numFmt w:val="decimal"/>
+      <w:lvlText w:val="%4."/>
+      <w:lvlJc w:val="left"/>
+      <w:pPr>
+        <w:ind w:left="2880" w:hanging="360"/>
+      </w:pPr>
+    </w:lvl>
+    <w:lvl w:ilvl="4" w:tplc="04090019" w:tentative="1">
+      <w:start w:val="1"/>
+      <w:numFmt w:val="lowerLetter"/>
+      <w:lvlText w:val="%5."/>
+      <w:lvlJc w:val="left"/>
+      <w:pPr>
+        <w:ind w:left="3600" w:hanging="360"/>
+      </w:pPr>
+    </w:lvl>
+    <w:lvl w:ilvl="5" w:tplc="0409001B" w:tentative="1">
+      <w:start w:val="1"/>
+      <w:numFmt w:val="lowerRoman"/>
+      <w:lvlText w:val="%6."/>
+      <w:lvlJc w:val="right"/>
+      <w:pPr>
+        <w:ind w:left="4320" w:hanging="180"/>
+      </w:pPr>
+    </w:lvl>
+    <w:lvl w:ilvl="6" w:tplc="0409000F" w:tentative="1">
+      <w:start w:val="1"/>
+      <w:numFmt w:val="decimal"/>
+      <w:lvlText w:val="%7."/>
+      <w:lvlJc w:val="left"/>
+      <w:pPr>
+        <w:ind w:left="5040" w:hanging="360"/>
+      </w:pPr>
+    </w:lvl>
+    <w:lvl w:ilvl="7" w:tplc="04090019" w:tentative="1">
+      <w:start w:val="1"/>
+      <w:numFmt w:val="lowerLetter"/>
+      <w:lvlText w:val="%8."/>
+      <w:lvlJc w:val="left"/>
+      <w:pPr>
+        <w:ind w:left="5760" w:hanging="360"/>
+      </w:pPr>
+    </w:lvl>
+    <w:lvl w:ilvl="8" w:tplc="0409001B" w:tentative="1">
+      <w:start w:val="1"/>
+      <w:numFmt w:val="lowerRoman"/>
+      <w:lvlText w:val="%9."/>
+      <w:lvlJc w:val="right"/>
+      <w:pPr>
+        <w:ind w:left="6480" w:hanging="180"/>
+      </w:pPr>
+    </w:lvl>
+  </w:abstractNum>
+  <w:abstractNum w:abstractNumId="5" w15:restartNumberingAfterBreak="0">
     <w:nsid w:val="4F250CF1"/>
     <w:multiLevelType w:val="hybridMultilevel"/>
     <w:tmpl w:val="184A2BC0"/>
@@ -2797,7 +3491,7 @@
       </w:pPr>
     </w:lvl>
   </w:abstractNum>
-  <w:abstractNum w:abstractNumId="4" w15:restartNumberingAfterBreak="0">
+  <w:abstractNum w:abstractNumId="6" w15:restartNumberingAfterBreak="0">
     <w:nsid w:val="73F30091"/>
     <w:multiLevelType w:val="hybridMultilevel"/>
     <w:tmpl w:val="7A44F6CC"/>
@@ -2886,26 +3580,32 @@
       </w:pPr>
     </w:lvl>
   </w:abstractNum>
-  <w:num w:numId="1" w16cid:durableId="1010254510">
-    <w:abstractNumId w:val="4"/>
+  <w:num w:numId="1">
+    <w:abstractNumId w:val="6"/>
   </w:num>
-  <w:num w:numId="2" w16cid:durableId="957033069">
+  <w:num w:numId="2">
     <w:abstractNumId w:val="0"/>
   </w:num>
-  <w:num w:numId="3" w16cid:durableId="869104770">
+  <w:num w:numId="3">
     <w:abstractNumId w:val="1"/>
   </w:num>
-  <w:num w:numId="4" w16cid:durableId="265115339">
+  <w:num w:numId="4">
+    <w:abstractNumId w:val="5"/>
+  </w:num>
+  <w:num w:numId="5">
     <w:abstractNumId w:val="3"/>
   </w:num>
-  <w:num w:numId="5" w16cid:durableId="849418969">
+  <w:num w:numId="6">
     <w:abstractNumId w:val="2"/>
+  </w:num>
+  <w:num w:numId="7">
+    <w:abstractNumId w:val="4"/>
   </w:num>
 </w:numbering>
 </file>
 
 <file path=word/styles.xml><?xml version="1.0" encoding="utf-8"?>
-<w:styles xmlns:mc="http://schemas.openxmlformats.org/markup-compatibility/2006" xmlns:r="http://schemas.openxmlformats.org/officeDocument/2006/relationships" xmlns:w="http://schemas.openxmlformats.org/wordprocessingml/2006/main" xmlns:w14="http://schemas.microsoft.com/office/word/2010/wordml" xmlns:w15="http://schemas.microsoft.com/office/word/2012/wordml" xmlns:w16cex="http://schemas.microsoft.com/office/word/2018/wordml/cex" xmlns:w16cid="http://schemas.microsoft.com/office/word/2016/wordml/cid" xmlns:w16="http://schemas.microsoft.com/office/word/2018/wordml" xmlns:w16sdtdh="http://schemas.microsoft.com/office/word/2020/wordml/sdtdatahash" xmlns:w16se="http://schemas.microsoft.com/office/word/2015/wordml/symex" mc:Ignorable="w14 w15 w16se w16cid w16 w16cex w16sdtdh">
+<w:styles xmlns:mc="http://schemas.openxmlformats.org/markup-compatibility/2006" xmlns:r="http://schemas.openxmlformats.org/officeDocument/2006/relationships" xmlns:w="http://schemas.openxmlformats.org/wordprocessingml/2006/main" xmlns:w14="http://schemas.microsoft.com/office/word/2010/wordml" xmlns:w15="http://schemas.microsoft.com/office/word/2012/wordml" xmlns:w16se="http://schemas.microsoft.com/office/word/2015/wordml/symex" mc:Ignorable="w14 w15 w16se">
   <w:docDefaults>
     <w:rPrDefault>
       <w:rPr>
@@ -2918,7 +3618,7 @@
     </w:rPrDefault>
     <w:pPrDefault/>
   </w:docDefaults>
-  <w:latentStyles w:defLockedState="0" w:defUIPriority="99" w:defSemiHidden="0" w:defUnhideWhenUsed="0" w:defQFormat="0" w:count="376">
+  <w:latentStyles w:defLockedState="0" w:defUIPriority="99" w:defSemiHidden="0" w:defUnhideWhenUsed="0" w:defQFormat="0" w:count="371">
     <w:lsdException w:name="Normal" w:uiPriority="0" w:qFormat="1"/>
     <w:lsdException w:name="heading 1" w:uiPriority="9" w:qFormat="1"/>
     <w:lsdException w:name="heading 2" w:semiHidden="1" w:uiPriority="9" w:unhideWhenUsed="1" w:qFormat="1"/>
@@ -3024,6 +3724,7 @@
     <w:lsdException w:name="HTML Sample" w:semiHidden="1" w:unhideWhenUsed="1"/>
     <w:lsdException w:name="HTML Typewriter" w:semiHidden="1" w:unhideWhenUsed="1"/>
     <w:lsdException w:name="HTML Variable" w:semiHidden="1" w:unhideWhenUsed="1"/>
+    <w:lsdException w:name="Normal Table" w:semiHidden="1" w:unhideWhenUsed="1"/>
     <w:lsdException w:name="annotation subject" w:semiHidden="1" w:unhideWhenUsed="1"/>
     <w:lsdException w:name="No List" w:semiHidden="1" w:unhideWhenUsed="1"/>
     <w:lsdException w:name="Outline List 1" w:semiHidden="1" w:unhideWhenUsed="1"/>
@@ -3066,8 +3767,11 @@
     <w:lsdException w:name="Table Contemporary" w:semiHidden="1" w:unhideWhenUsed="1"/>
     <w:lsdException w:name="Table Elegant" w:semiHidden="1" w:unhideWhenUsed="1"/>
     <w:lsdException w:name="Table Professional" w:semiHidden="1" w:unhideWhenUsed="1"/>
+    <w:lsdException w:name="Table Subtle 1" w:semiHidden="1" w:unhideWhenUsed="1"/>
     <w:lsdException w:name="Table Subtle 2" w:semiHidden="1" w:unhideWhenUsed="1"/>
     <w:lsdException w:name="Table Web 1" w:semiHidden="1" w:unhideWhenUsed="1"/>
+    <w:lsdException w:name="Table Web 2" w:semiHidden="1" w:unhideWhenUsed="1"/>
+    <w:lsdException w:name="Table Web 3" w:semiHidden="1" w:unhideWhenUsed="1"/>
     <w:lsdException w:name="Balloon Text" w:semiHidden="1" w:unhideWhenUsed="1"/>
     <w:lsdException w:name="Table Grid" w:uiPriority="39"/>
     <w:lsdException w:name="Table Theme" w:semiHidden="1" w:unhideWhenUsed="1"/>
@@ -3286,11 +3990,6 @@
     <w:lsdException w:name="List Table 5 Dark Accent 6" w:uiPriority="50"/>
     <w:lsdException w:name="List Table 6 Colorful Accent 6" w:uiPriority="51"/>
     <w:lsdException w:name="List Table 7 Colorful Accent 6" w:uiPriority="52"/>
-    <w:lsdException w:name="Mention" w:semiHidden="1" w:unhideWhenUsed="1"/>
-    <w:lsdException w:name="Smart Hyperlink" w:semiHidden="1" w:unhideWhenUsed="1"/>
-    <w:lsdException w:name="Hashtag" w:semiHidden="1" w:unhideWhenUsed="1"/>
-    <w:lsdException w:name="Unresolved Mention" w:semiHidden="1" w:unhideWhenUsed="1"/>
-    <w:lsdException w:name="Smart Link" w:semiHidden="1" w:unhideWhenUsed="1"/>
   </w:latentStyles>
   <w:style w:type="paragraph" w:default="1" w:styleId="Normal">
     <w:name w:val="Normal"/>
@@ -3300,7 +3999,6 @@
   <w:style w:type="character" w:default="1" w:styleId="DefaultParagraphFont">
     <w:name w:val="Default Paragraph Font"/>
     <w:uiPriority w:val="1"/>
-    <w:semiHidden/>
     <w:unhideWhenUsed/>
   </w:style>
   <w:style w:type="table" w:default="1" w:styleId="TableNormal">
